--- a/Análisis de sentimientos/Figuras resultados de sentimientos.docx
+++ b/Análisis de sentimientos/Figuras resultados de sentimientos.docx
@@ -13,9 +13,9 @@
           <w:iCs w:val="0"/>
         </w:rPr>
       </w:pPr>
-      <w:bookmarkStart w:id="0" w:name="_Toc231553861"/>
-      <w:bookmarkStart w:id="1" w:name="_Toc231553890"/>
-      <w:bookmarkStart w:id="2" w:name="_Toc232028038"/>
+      <w:bookmarkStart w:id="0" w:name="_Toc232028038"/>
+      <w:bookmarkStart w:id="1" w:name="_Toc231553861"/>
+      <w:bookmarkStart w:id="2" w:name="_Toc231553890"/>
       <w:r>
         <w:t xml:space="preserve">Captura 22. </w:t>
       </w:r>
@@ -34,7 +34,7 @@
       <w:r>
         <w:t>s.</w:t>
       </w:r>
-      <w:bookmarkEnd w:id="2"/>
+      <w:bookmarkEnd w:id="0"/>
     </w:p>
     <w:p/>
     <w:p>
@@ -371,15 +371,12 @@
         <w:t>emociones</w:t>
       </w:r>
       <w:r>
-        <w:t xml:space="preserve"> específic</w:t>
-      </w:r>
-      <w:r>
-        <w:t>a</w:t>
-      </w:r>
-      <w:r>
-        <w:t>s.</w:t>
+        <w:t xml:space="preserve"> </w:t>
       </w:r>
       <w:bookmarkEnd w:id="4"/>
+      <w:r>
+        <w:t>generales</w:t>
+      </w:r>
     </w:p>
     <w:p/>
     <w:p>
@@ -594,7 +591,7 @@
         </w:rPr>
         <w:t xml:space="preserve"> sobre Andalucía en los relatos de viaje principales.</w:t>
       </w:r>
-      <w:bookmarkEnd w:id="0"/>
+      <w:bookmarkEnd w:id="1"/>
       <w:r>
         <w:rPr>
           <w:rFonts w:ascii="Calibri Light" w:hAnsi="Calibri Light" w:cs="Calibri Light"/>
@@ -1428,13 +1425,23 @@
                 <w:szCs w:val="20"/>
               </w:rPr>
             </w:pPr>
+            <w:proofErr w:type="gramStart"/>
             <w:r>
               <w:rPr>
                 <w:rFonts w:asciiTheme="majorHAnsi" w:hAnsiTheme="majorHAnsi" w:cstheme="majorHAnsi"/>
                 <w:sz w:val="20"/>
                 <w:szCs w:val="20"/>
               </w:rPr>
-              <w:t>Total de emociones en los 15 relatos</w:t>
+              <w:t>Total</w:t>
+            </w:r>
+            <w:proofErr w:type="gramEnd"/>
+            <w:r>
+              <w:rPr>
+                <w:rFonts w:asciiTheme="majorHAnsi" w:hAnsiTheme="majorHAnsi" w:cstheme="majorHAnsi"/>
+                <w:sz w:val="20"/>
+                <w:szCs w:val="20"/>
+              </w:rPr>
+              <w:t xml:space="preserve"> de emociones en los 15 relatos</w:t>
             </w:r>
           </w:p>
         </w:tc>
@@ -2341,13 +2348,23 @@
                 <w:szCs w:val="20"/>
               </w:rPr>
             </w:pPr>
+            <w:proofErr w:type="gramStart"/>
             <w:r>
               <w:rPr>
                 <w:rFonts w:asciiTheme="majorHAnsi" w:hAnsiTheme="majorHAnsi" w:cstheme="majorHAnsi"/>
                 <w:sz w:val="20"/>
                 <w:szCs w:val="20"/>
               </w:rPr>
-              <w:t>Total de emociones en los 15 relatos</w:t>
+              <w:t>Total</w:t>
+            </w:r>
+            <w:proofErr w:type="gramEnd"/>
+            <w:r>
+              <w:rPr>
+                <w:rFonts w:asciiTheme="majorHAnsi" w:hAnsiTheme="majorHAnsi" w:cstheme="majorHAnsi"/>
+                <w:sz w:val="20"/>
+                <w:szCs w:val="20"/>
+              </w:rPr>
+              <w:t xml:space="preserve"> de emociones en los 15 relatos</w:t>
             </w:r>
           </w:p>
         </w:tc>
@@ -3316,7 +3333,7 @@
         </w:rPr>
         <w:t>principales</w:t>
       </w:r>
-      <w:bookmarkEnd w:id="1"/>
+      <w:bookmarkEnd w:id="2"/>
     </w:p>
     <w:p>
       <w:pPr>
@@ -3647,79 +3664,6 @@
         </w:rPr>
         <w:t>42</w:t>
       </w:r>
-      <w:r>
-        <w:rPr>
-          <w:rFonts w:asciiTheme="majorHAnsi" w:hAnsiTheme="majorHAnsi" w:cstheme="majorHAnsi"/>
-          <w:sz w:val="24"/>
-          <w:szCs w:val="24"/>
-        </w:rPr>
-        <w:t>.</w:t>
-      </w:r>
-    </w:p>
-    <w:p>
-      <w:pPr>
-        <w:tabs>
-          <w:tab w:val="left" w:pos="3456"/>
-        </w:tabs>
-        <w:jc w:val="both"/>
-        <w:rPr>
-          <w:rFonts w:ascii="Calibri Light" w:hAnsi="Calibri Light" w:cs="Calibri Light"/>
-          <w:sz w:val="24"/>
-          <w:szCs w:val="24"/>
-        </w:rPr>
-      </w:pPr>
-    </w:p>
-    <w:p>
-      <w:pPr>
-        <w:tabs>
-          <w:tab w:val="left" w:pos="3456"/>
-        </w:tabs>
-        <w:jc w:val="both"/>
-        <w:rPr>
-          <w:rFonts w:ascii="Calibri Light" w:hAnsi="Calibri Light" w:cs="Calibri Light"/>
-          <w:sz w:val="24"/>
-          <w:szCs w:val="24"/>
-        </w:rPr>
-      </w:pPr>
-    </w:p>
-    <w:p>
-      <w:pPr>
-        <w:tabs>
-          <w:tab w:val="left" w:pos="3456"/>
-        </w:tabs>
-        <w:jc w:val="both"/>
-        <w:rPr>
-          <w:rFonts w:ascii="Calibri Light" w:hAnsi="Calibri Light" w:cs="Calibri Light"/>
-          <w:sz w:val="24"/>
-          <w:szCs w:val="24"/>
-        </w:rPr>
-      </w:pPr>
-    </w:p>
-    <w:p>
-      <w:pPr>
-        <w:tabs>
-          <w:tab w:val="left" w:pos="3456"/>
-        </w:tabs>
-        <w:jc w:val="both"/>
-        <w:rPr>
-          <w:rFonts w:ascii="Calibri Light" w:hAnsi="Calibri Light" w:cs="Calibri Light"/>
-          <w:sz w:val="24"/>
-          <w:szCs w:val="24"/>
-        </w:rPr>
-      </w:pPr>
-    </w:p>
-    <w:p>
-      <w:pPr>
-        <w:tabs>
-          <w:tab w:val="left" w:pos="3456"/>
-        </w:tabs>
-        <w:jc w:val="both"/>
-        <w:rPr>
-          <w:rFonts w:ascii="Calibri Light" w:hAnsi="Calibri Light" w:cs="Calibri Light"/>
-          <w:sz w:val="24"/>
-          <w:szCs w:val="24"/>
-        </w:rPr>
-      </w:pPr>
     </w:p>
     <w:p>
       <w:pPr>
@@ -3734,6 +3678,7 @@
       </w:pPr>
       <w:bookmarkStart w:id="12" w:name="_Toc231553893"/>
       <w:r>
+        <w:lastRenderedPageBreak/>
         <w:t>Tabla 32.</w:t>
       </w:r>
       <w:r>
@@ -3777,13 +3722,13 @@
         <w:tblLook w:val="04A0" w:firstRow="1" w:lastRow="0" w:firstColumn="1" w:lastColumn="0" w:noHBand="0" w:noVBand="1"/>
       </w:tblPr>
       <w:tblGrid>
-        <w:gridCol w:w="2750"/>
-        <w:gridCol w:w="920"/>
-        <w:gridCol w:w="940"/>
-        <w:gridCol w:w="1043"/>
-        <w:gridCol w:w="858"/>
-        <w:gridCol w:w="940"/>
-        <w:gridCol w:w="1043"/>
+        <w:gridCol w:w="2844"/>
+        <w:gridCol w:w="914"/>
+        <w:gridCol w:w="923"/>
+        <w:gridCol w:w="1023"/>
+        <w:gridCol w:w="844"/>
+        <w:gridCol w:w="923"/>
+        <w:gridCol w:w="1023"/>
       </w:tblGrid>
       <w:tr>
         <w:trPr>
@@ -3807,33 +3752,17 @@
               <w:jc w:val="both"/>
               <w:rPr>
                 <w:rFonts w:asciiTheme="majorHAnsi" w:hAnsiTheme="majorHAnsi" w:cstheme="majorHAnsi"/>
-                <w:sz w:val="20"/>
-                <w:szCs w:val="20"/>
-              </w:rPr>
-            </w:pPr>
-            <w:r>
-              <w:rPr>
-                <w:rFonts w:asciiTheme="majorHAnsi" w:hAnsiTheme="majorHAnsi" w:cstheme="majorHAnsi"/>
-                <w:sz w:val="20"/>
-                <w:szCs w:val="20"/>
-              </w:rPr>
-              <w:t>S</w:t>
-            </w:r>
-            <w:r>
-              <w:rPr>
-                <w:rFonts w:asciiTheme="majorHAnsi" w:hAnsiTheme="majorHAnsi" w:cstheme="majorHAnsi"/>
-                <w:sz w:val="20"/>
-                <w:szCs w:val="20"/>
-              </w:rPr>
-              <w:t>e señala en verde TOP3 máximo positivo y, en rojo, TOP 3 negativo o mínimo positivo</w:t>
-            </w:r>
-            <w:r>
-              <w:rPr>
-                <w:rFonts w:asciiTheme="majorHAnsi" w:hAnsiTheme="majorHAnsi" w:cstheme="majorHAnsi"/>
-                <w:sz w:val="20"/>
-                <w:szCs w:val="20"/>
-              </w:rPr>
-              <w:t>.</w:t>
+                <w:sz w:val="18"/>
+                <w:szCs w:val="18"/>
+              </w:rPr>
+            </w:pPr>
+            <w:r>
+              <w:rPr>
+                <w:rFonts w:asciiTheme="majorHAnsi" w:hAnsiTheme="majorHAnsi" w:cstheme="majorHAnsi"/>
+                <w:sz w:val="18"/>
+                <w:szCs w:val="18"/>
+              </w:rPr>
+              <w:t>Se señala en verde TOP3 máximo positivo y, en rojo, TOP 3 negativo o mínimo positivo.</w:t>
             </w:r>
           </w:p>
         </w:tc>
@@ -3861,15 +3790,15 @@
               <w:jc w:val="both"/>
               <w:rPr>
                 <w:rFonts w:asciiTheme="majorHAnsi" w:hAnsiTheme="majorHAnsi" w:cstheme="majorHAnsi"/>
-                <w:sz w:val="20"/>
-                <w:szCs w:val="20"/>
-              </w:rPr>
-            </w:pPr>
-            <w:r>
-              <w:rPr>
-                <w:rFonts w:asciiTheme="majorHAnsi" w:hAnsiTheme="majorHAnsi" w:cstheme="majorHAnsi"/>
-                <w:sz w:val="20"/>
-                <w:szCs w:val="20"/>
+                <w:sz w:val="18"/>
+                <w:szCs w:val="18"/>
+              </w:rPr>
+            </w:pPr>
+            <w:r>
+              <w:rPr>
+                <w:rFonts w:asciiTheme="majorHAnsi" w:hAnsiTheme="majorHAnsi" w:cstheme="majorHAnsi"/>
+                <w:sz w:val="18"/>
+                <w:szCs w:val="18"/>
               </w:rPr>
               <w:t>Autor-Obra</w:t>
             </w:r>
@@ -3894,33 +3823,17 @@
               <w:jc w:val="both"/>
               <w:rPr>
                 <w:rFonts w:asciiTheme="majorHAnsi" w:hAnsiTheme="majorHAnsi" w:cstheme="majorHAnsi"/>
-                <w:sz w:val="20"/>
-                <w:szCs w:val="20"/>
-              </w:rPr>
-            </w:pPr>
-            <w:r>
-              <w:rPr>
-                <w:rFonts w:asciiTheme="majorHAnsi" w:hAnsiTheme="majorHAnsi" w:cstheme="majorHAnsi"/>
-                <w:sz w:val="20"/>
-                <w:szCs w:val="20"/>
-              </w:rPr>
-              <w:t>Emociones</w:t>
-            </w:r>
-            <w:r>
-              <w:rPr>
-                <w:rFonts w:asciiTheme="majorHAnsi" w:hAnsiTheme="majorHAnsi" w:cstheme="majorHAnsi"/>
-                <w:sz w:val="20"/>
-                <w:szCs w:val="20"/>
-              </w:rPr>
-              <w:t xml:space="preserve"> totales de</w:t>
-            </w:r>
-            <w:r>
-              <w:rPr>
-                <w:rFonts w:asciiTheme="majorHAnsi" w:hAnsiTheme="majorHAnsi" w:cstheme="majorHAnsi"/>
-                <w:sz w:val="20"/>
-                <w:szCs w:val="20"/>
-              </w:rPr>
-              <w:t xml:space="preserve"> específicas</w:t>
+                <w:sz w:val="18"/>
+                <w:szCs w:val="18"/>
+              </w:rPr>
+            </w:pPr>
+            <w:r>
+              <w:rPr>
+                <w:rFonts w:asciiTheme="majorHAnsi" w:hAnsiTheme="majorHAnsi" w:cstheme="majorHAnsi"/>
+                <w:sz w:val="18"/>
+                <w:szCs w:val="18"/>
+              </w:rPr>
+              <w:t>Emociones totales de específicas</w:t>
             </w:r>
           </w:p>
         </w:tc>
@@ -3942,15 +3855,15 @@
               <w:jc w:val="both"/>
               <w:rPr>
                 <w:rFonts w:asciiTheme="majorHAnsi" w:hAnsiTheme="majorHAnsi" w:cstheme="majorHAnsi"/>
-                <w:sz w:val="20"/>
-                <w:szCs w:val="20"/>
-              </w:rPr>
-            </w:pPr>
-            <w:r>
-              <w:rPr>
-                <w:rFonts w:asciiTheme="majorHAnsi" w:hAnsiTheme="majorHAnsi" w:cstheme="majorHAnsi"/>
-                <w:sz w:val="20"/>
-                <w:szCs w:val="20"/>
+                <w:sz w:val="18"/>
+                <w:szCs w:val="18"/>
+              </w:rPr>
+            </w:pPr>
+            <w:r>
+              <w:rPr>
+                <w:rFonts w:asciiTheme="majorHAnsi" w:hAnsiTheme="majorHAnsi" w:cstheme="majorHAnsi"/>
+                <w:sz w:val="18"/>
+                <w:szCs w:val="18"/>
               </w:rPr>
               <w:t>Emociones generales</w:t>
             </w:r>
@@ -3980,8 +3893,8 @@
               <w:jc w:val="both"/>
               <w:rPr>
                 <w:rFonts w:asciiTheme="majorHAnsi" w:hAnsiTheme="majorHAnsi" w:cstheme="majorHAnsi"/>
-                <w:sz w:val="20"/>
-                <w:szCs w:val="20"/>
+                <w:sz w:val="18"/>
+                <w:szCs w:val="18"/>
               </w:rPr>
             </w:pPr>
           </w:p>
@@ -4004,15 +3917,15 @@
               <w:jc w:val="both"/>
               <w:rPr>
                 <w:rFonts w:asciiTheme="majorHAnsi" w:hAnsiTheme="majorHAnsi" w:cstheme="majorHAnsi"/>
-                <w:sz w:val="20"/>
-                <w:szCs w:val="20"/>
-              </w:rPr>
-            </w:pPr>
-            <w:r>
-              <w:rPr>
-                <w:rFonts w:asciiTheme="majorHAnsi" w:hAnsiTheme="majorHAnsi" w:cstheme="majorHAnsi"/>
-                <w:sz w:val="20"/>
-                <w:szCs w:val="20"/>
+                <w:sz w:val="18"/>
+                <w:szCs w:val="18"/>
+              </w:rPr>
+            </w:pPr>
+            <w:r>
+              <w:rPr>
+                <w:rFonts w:asciiTheme="majorHAnsi" w:hAnsiTheme="majorHAnsi" w:cstheme="majorHAnsi"/>
+                <w:sz w:val="18"/>
+                <w:szCs w:val="18"/>
               </w:rPr>
               <w:t>Positivo</w:t>
             </w:r>
@@ -4035,15 +3948,15 @@
               <w:jc w:val="both"/>
               <w:rPr>
                 <w:rFonts w:asciiTheme="majorHAnsi" w:hAnsiTheme="majorHAnsi" w:cstheme="majorHAnsi"/>
-                <w:sz w:val="20"/>
-                <w:szCs w:val="20"/>
-              </w:rPr>
-            </w:pPr>
-            <w:r>
-              <w:rPr>
-                <w:rFonts w:asciiTheme="majorHAnsi" w:hAnsiTheme="majorHAnsi" w:cstheme="majorHAnsi"/>
-                <w:sz w:val="20"/>
-                <w:szCs w:val="20"/>
+                <w:sz w:val="18"/>
+                <w:szCs w:val="18"/>
+              </w:rPr>
+            </w:pPr>
+            <w:r>
+              <w:rPr>
+                <w:rFonts w:asciiTheme="majorHAnsi" w:hAnsiTheme="majorHAnsi" w:cstheme="majorHAnsi"/>
+                <w:sz w:val="18"/>
+                <w:szCs w:val="18"/>
               </w:rPr>
               <w:t>Negativo</w:t>
             </w:r>
@@ -4067,15 +3980,15 @@
               <w:jc w:val="both"/>
               <w:rPr>
                 <w:rFonts w:asciiTheme="majorHAnsi" w:hAnsiTheme="majorHAnsi" w:cstheme="majorHAnsi"/>
-                <w:sz w:val="20"/>
-                <w:szCs w:val="20"/>
-              </w:rPr>
-            </w:pPr>
-            <w:r>
-              <w:rPr>
-                <w:rFonts w:asciiTheme="majorHAnsi" w:hAnsiTheme="majorHAnsi" w:cstheme="majorHAnsi"/>
-                <w:sz w:val="20"/>
-                <w:szCs w:val="20"/>
+                <w:sz w:val="18"/>
+                <w:szCs w:val="18"/>
+              </w:rPr>
+            </w:pPr>
+            <w:r>
+              <w:rPr>
+                <w:rFonts w:asciiTheme="majorHAnsi" w:hAnsiTheme="majorHAnsi" w:cstheme="majorHAnsi"/>
+                <w:sz w:val="18"/>
+                <w:szCs w:val="18"/>
               </w:rPr>
               <w:t>Diferencia</w:t>
             </w:r>
@@ -4099,15 +4012,15 @@
               <w:jc w:val="both"/>
               <w:rPr>
                 <w:rFonts w:asciiTheme="majorHAnsi" w:hAnsiTheme="majorHAnsi" w:cstheme="majorHAnsi"/>
-                <w:sz w:val="20"/>
-                <w:szCs w:val="20"/>
-              </w:rPr>
-            </w:pPr>
-            <w:r>
-              <w:rPr>
-                <w:rFonts w:asciiTheme="majorHAnsi" w:hAnsiTheme="majorHAnsi" w:cstheme="majorHAnsi"/>
-                <w:sz w:val="20"/>
-                <w:szCs w:val="20"/>
+                <w:sz w:val="18"/>
+                <w:szCs w:val="18"/>
+              </w:rPr>
+            </w:pPr>
+            <w:r>
+              <w:rPr>
+                <w:rFonts w:asciiTheme="majorHAnsi" w:hAnsiTheme="majorHAnsi" w:cstheme="majorHAnsi"/>
+                <w:sz w:val="18"/>
+                <w:szCs w:val="18"/>
               </w:rPr>
               <w:t>Positivo</w:t>
             </w:r>
@@ -4130,15 +4043,15 @@
               <w:jc w:val="both"/>
               <w:rPr>
                 <w:rFonts w:asciiTheme="majorHAnsi" w:hAnsiTheme="majorHAnsi" w:cstheme="majorHAnsi"/>
-                <w:sz w:val="20"/>
-                <w:szCs w:val="20"/>
-              </w:rPr>
-            </w:pPr>
-            <w:r>
-              <w:rPr>
-                <w:rFonts w:asciiTheme="majorHAnsi" w:hAnsiTheme="majorHAnsi" w:cstheme="majorHAnsi"/>
-                <w:sz w:val="20"/>
-                <w:szCs w:val="20"/>
+                <w:sz w:val="18"/>
+                <w:szCs w:val="18"/>
+              </w:rPr>
+            </w:pPr>
+            <w:r>
+              <w:rPr>
+                <w:rFonts w:asciiTheme="majorHAnsi" w:hAnsiTheme="majorHAnsi" w:cstheme="majorHAnsi"/>
+                <w:sz w:val="18"/>
+                <w:szCs w:val="18"/>
               </w:rPr>
               <w:t>Negativo</w:t>
             </w:r>
@@ -4161,15 +4074,15 @@
               <w:jc w:val="both"/>
               <w:rPr>
                 <w:rFonts w:asciiTheme="majorHAnsi" w:hAnsiTheme="majorHAnsi" w:cstheme="majorHAnsi"/>
-                <w:sz w:val="20"/>
-                <w:szCs w:val="20"/>
-              </w:rPr>
-            </w:pPr>
-            <w:r>
-              <w:rPr>
-                <w:rFonts w:asciiTheme="majorHAnsi" w:hAnsiTheme="majorHAnsi" w:cstheme="majorHAnsi"/>
-                <w:sz w:val="20"/>
-                <w:szCs w:val="20"/>
+                <w:sz w:val="18"/>
+                <w:szCs w:val="18"/>
+              </w:rPr>
+            </w:pPr>
+            <w:r>
+              <w:rPr>
+                <w:rFonts w:asciiTheme="majorHAnsi" w:hAnsiTheme="majorHAnsi" w:cstheme="majorHAnsi"/>
+                <w:sz w:val="18"/>
+                <w:szCs w:val="18"/>
               </w:rPr>
               <w:t>Diferencia</w:t>
             </w:r>
@@ -4199,15 +4112,15 @@
               <w:jc w:val="both"/>
               <w:rPr>
                 <w:rFonts w:asciiTheme="majorHAnsi" w:hAnsiTheme="majorHAnsi" w:cstheme="majorHAnsi"/>
-                <w:sz w:val="20"/>
-                <w:szCs w:val="20"/>
-              </w:rPr>
-            </w:pPr>
-            <w:r>
-              <w:rPr>
-                <w:rFonts w:asciiTheme="majorHAnsi" w:hAnsiTheme="majorHAnsi" w:cstheme="majorHAnsi"/>
-                <w:sz w:val="20"/>
-                <w:szCs w:val="20"/>
+                <w:sz w:val="18"/>
+                <w:szCs w:val="18"/>
+              </w:rPr>
+            </w:pPr>
+            <w:r>
+              <w:rPr>
+                <w:rFonts w:asciiTheme="majorHAnsi" w:hAnsiTheme="majorHAnsi" w:cstheme="majorHAnsi"/>
+                <w:sz w:val="18"/>
+                <w:szCs w:val="18"/>
               </w:rPr>
               <w:t xml:space="preserve">Bates, </w:t>
             </w:r>
@@ -4216,8 +4129,8 @@
                 <w:rFonts w:asciiTheme="majorHAnsi" w:hAnsiTheme="majorHAnsi" w:cstheme="majorHAnsi"/>
                 <w:i/>
                 <w:iCs/>
-                <w:sz w:val="20"/>
-                <w:szCs w:val="20"/>
+                <w:sz w:val="18"/>
+                <w:szCs w:val="18"/>
               </w:rPr>
               <w:t xml:space="preserve">Spanish </w:t>
             </w:r>
@@ -4227,8 +4140,8 @@
                 <w:rFonts w:asciiTheme="majorHAnsi" w:hAnsiTheme="majorHAnsi" w:cstheme="majorHAnsi"/>
                 <w:i/>
                 <w:iCs/>
-                <w:sz w:val="20"/>
-                <w:szCs w:val="20"/>
+                <w:sz w:val="18"/>
+                <w:szCs w:val="18"/>
               </w:rPr>
               <w:t>Highway</w:t>
             </w:r>
@@ -4238,8 +4151,8 @@
                 <w:rFonts w:asciiTheme="majorHAnsi" w:hAnsiTheme="majorHAnsi" w:cstheme="majorHAnsi"/>
                 <w:i/>
                 <w:iCs/>
-                <w:sz w:val="20"/>
-                <w:szCs w:val="20"/>
+                <w:sz w:val="18"/>
+                <w:szCs w:val="18"/>
               </w:rPr>
               <w:t xml:space="preserve"> and </w:t>
             </w:r>
@@ -4249,8 +4162,8 @@
                 <w:rFonts w:asciiTheme="majorHAnsi" w:hAnsiTheme="majorHAnsi" w:cstheme="majorHAnsi"/>
                 <w:i/>
                 <w:iCs/>
-                <w:sz w:val="20"/>
-                <w:szCs w:val="20"/>
+                <w:sz w:val="18"/>
+                <w:szCs w:val="18"/>
               </w:rPr>
               <w:t>Bayways</w:t>
             </w:r>
@@ -4260,8 +4173,8 @@
                 <w:rFonts w:asciiTheme="majorHAnsi" w:hAnsiTheme="majorHAnsi" w:cstheme="majorHAnsi"/>
                 <w:i/>
                 <w:iCs/>
-                <w:sz w:val="20"/>
-                <w:szCs w:val="20"/>
+                <w:sz w:val="18"/>
+                <w:szCs w:val="18"/>
               </w:rPr>
               <w:t xml:space="preserve"> </w:t>
             </w:r>
@@ -4285,16 +4198,16 @@
               <w:jc w:val="both"/>
               <w:rPr>
                 <w:rFonts w:asciiTheme="majorHAnsi" w:hAnsiTheme="majorHAnsi" w:cstheme="majorHAnsi"/>
-                <w:sz w:val="20"/>
-                <w:szCs w:val="20"/>
+                <w:sz w:val="18"/>
+                <w:szCs w:val="18"/>
               </w:rPr>
             </w:pPr>
             <w:r>
               <w:rPr>
                 <w:rFonts w:asciiTheme="majorHAnsi" w:hAnsiTheme="majorHAnsi" w:cstheme="majorHAnsi"/>
                 <w:color w:val="000000"/>
-                <w:sz w:val="20"/>
-                <w:szCs w:val="20"/>
+                <w:sz w:val="18"/>
+                <w:szCs w:val="18"/>
               </w:rPr>
               <w:t>2961</w:t>
             </w:r>
@@ -4317,16 +4230,16 @@
               <w:jc w:val="both"/>
               <w:rPr>
                 <w:rFonts w:asciiTheme="majorHAnsi" w:hAnsiTheme="majorHAnsi" w:cstheme="majorHAnsi"/>
-                <w:sz w:val="20"/>
-                <w:szCs w:val="20"/>
+                <w:sz w:val="18"/>
+                <w:szCs w:val="18"/>
               </w:rPr>
             </w:pPr>
             <w:r>
               <w:rPr>
                 <w:rFonts w:asciiTheme="majorHAnsi" w:hAnsiTheme="majorHAnsi" w:cstheme="majorHAnsi"/>
                 <w:color w:val="000000"/>
-                <w:sz w:val="20"/>
-                <w:szCs w:val="20"/>
+                <w:sz w:val="18"/>
+                <w:szCs w:val="18"/>
               </w:rPr>
               <w:t>2097</w:t>
             </w:r>
@@ -4351,15 +4264,15 @@
               <w:jc w:val="both"/>
               <w:rPr>
                 <w:rFonts w:asciiTheme="majorHAnsi" w:hAnsiTheme="majorHAnsi" w:cstheme="majorHAnsi"/>
-                <w:sz w:val="20"/>
-                <w:szCs w:val="20"/>
-              </w:rPr>
-            </w:pPr>
-            <w:r>
-              <w:rPr>
-                <w:rFonts w:asciiTheme="majorHAnsi" w:hAnsiTheme="majorHAnsi" w:cstheme="majorHAnsi"/>
-                <w:sz w:val="20"/>
-                <w:szCs w:val="20"/>
+                <w:sz w:val="18"/>
+                <w:szCs w:val="18"/>
+              </w:rPr>
+            </w:pPr>
+            <w:r>
+              <w:rPr>
+                <w:rFonts w:asciiTheme="majorHAnsi" w:hAnsiTheme="majorHAnsi" w:cstheme="majorHAnsi"/>
+                <w:sz w:val="18"/>
+                <w:szCs w:val="18"/>
               </w:rPr>
               <w:t>864</w:t>
             </w:r>
@@ -4383,15 +4296,15 @@
               <w:jc w:val="both"/>
               <w:rPr>
                 <w:rFonts w:asciiTheme="majorHAnsi" w:hAnsiTheme="majorHAnsi" w:cstheme="majorHAnsi"/>
-                <w:sz w:val="20"/>
-                <w:szCs w:val="20"/>
-              </w:rPr>
-            </w:pPr>
-            <w:r>
-              <w:rPr>
-                <w:rFonts w:asciiTheme="majorHAnsi" w:hAnsiTheme="majorHAnsi" w:cstheme="majorHAnsi"/>
-                <w:sz w:val="20"/>
-                <w:szCs w:val="20"/>
+                <w:sz w:val="18"/>
+                <w:szCs w:val="18"/>
+              </w:rPr>
+            </w:pPr>
+            <w:r>
+              <w:rPr>
+                <w:rFonts w:asciiTheme="majorHAnsi" w:hAnsiTheme="majorHAnsi" w:cstheme="majorHAnsi"/>
+                <w:sz w:val="18"/>
+                <w:szCs w:val="18"/>
               </w:rPr>
               <w:t>2147</w:t>
             </w:r>
@@ -4414,15 +4327,15 @@
               <w:jc w:val="both"/>
               <w:rPr>
                 <w:rFonts w:asciiTheme="majorHAnsi" w:hAnsiTheme="majorHAnsi" w:cstheme="majorHAnsi"/>
-                <w:sz w:val="20"/>
-                <w:szCs w:val="20"/>
-              </w:rPr>
-            </w:pPr>
-            <w:r>
-              <w:rPr>
-                <w:rFonts w:asciiTheme="majorHAnsi" w:hAnsiTheme="majorHAnsi" w:cstheme="majorHAnsi"/>
-                <w:sz w:val="20"/>
-                <w:szCs w:val="20"/>
+                <w:sz w:val="18"/>
+                <w:szCs w:val="18"/>
+              </w:rPr>
+            </w:pPr>
+            <w:r>
+              <w:rPr>
+                <w:rFonts w:asciiTheme="majorHAnsi" w:hAnsiTheme="majorHAnsi" w:cstheme="majorHAnsi"/>
+                <w:sz w:val="18"/>
+                <w:szCs w:val="18"/>
               </w:rPr>
               <w:t>1231</w:t>
             </w:r>
@@ -4445,16 +4358,16 @@
               <w:jc w:val="both"/>
               <w:rPr>
                 <w:rFonts w:asciiTheme="majorHAnsi" w:hAnsiTheme="majorHAnsi" w:cstheme="majorHAnsi"/>
-                <w:sz w:val="20"/>
-                <w:szCs w:val="20"/>
+                <w:sz w:val="18"/>
+                <w:szCs w:val="18"/>
               </w:rPr>
             </w:pPr>
             <w:r>
               <w:rPr>
                 <w:rFonts w:asciiTheme="majorHAnsi" w:hAnsiTheme="majorHAnsi" w:cstheme="majorHAnsi"/>
                 <w:color w:val="000000"/>
-                <w:sz w:val="20"/>
-                <w:szCs w:val="20"/>
+                <w:sz w:val="18"/>
+                <w:szCs w:val="18"/>
               </w:rPr>
               <w:t>916</w:t>
             </w:r>
@@ -4483,15 +4396,15 @@
               <w:jc w:val="both"/>
               <w:rPr>
                 <w:rFonts w:asciiTheme="majorHAnsi" w:hAnsiTheme="majorHAnsi" w:cstheme="majorHAnsi"/>
-                <w:sz w:val="20"/>
-                <w:szCs w:val="20"/>
-              </w:rPr>
-            </w:pPr>
-            <w:r>
-              <w:rPr>
-                <w:rFonts w:asciiTheme="majorHAnsi" w:hAnsiTheme="majorHAnsi" w:cstheme="majorHAnsi"/>
-                <w:sz w:val="20"/>
-                <w:szCs w:val="20"/>
+                <w:sz w:val="18"/>
+                <w:szCs w:val="18"/>
+              </w:rPr>
+            </w:pPr>
+            <w:r>
+              <w:rPr>
+                <w:rFonts w:asciiTheme="majorHAnsi" w:hAnsiTheme="majorHAnsi" w:cstheme="majorHAnsi"/>
+                <w:sz w:val="18"/>
+                <w:szCs w:val="18"/>
               </w:rPr>
               <w:t xml:space="preserve">Williams, </w:t>
             </w:r>
@@ -4500,8 +4413,8 @@
                 <w:rFonts w:asciiTheme="majorHAnsi" w:hAnsiTheme="majorHAnsi" w:cstheme="majorHAnsi"/>
                 <w:i/>
                 <w:iCs/>
-                <w:sz w:val="20"/>
-                <w:szCs w:val="20"/>
+                <w:sz w:val="18"/>
+                <w:szCs w:val="18"/>
               </w:rPr>
               <w:t xml:space="preserve">The </w:t>
             </w:r>
@@ -4511,8 +4424,8 @@
                 <w:rFonts w:asciiTheme="majorHAnsi" w:hAnsiTheme="majorHAnsi" w:cstheme="majorHAnsi"/>
                 <w:i/>
                 <w:iCs/>
-                <w:sz w:val="20"/>
-                <w:szCs w:val="20"/>
+                <w:sz w:val="18"/>
+                <w:szCs w:val="18"/>
               </w:rPr>
               <w:t>land</w:t>
             </w:r>
@@ -4522,8 +4435,8 @@
                 <w:rFonts w:asciiTheme="majorHAnsi" w:hAnsiTheme="majorHAnsi" w:cstheme="majorHAnsi"/>
                 <w:i/>
                 <w:iCs/>
-                <w:sz w:val="20"/>
-                <w:szCs w:val="20"/>
+                <w:sz w:val="18"/>
+                <w:szCs w:val="18"/>
               </w:rPr>
               <w:t xml:space="preserve"> </w:t>
             </w:r>
@@ -4533,8 +4446,8 @@
                 <w:rFonts w:asciiTheme="majorHAnsi" w:hAnsiTheme="majorHAnsi" w:cstheme="majorHAnsi"/>
                 <w:i/>
                 <w:iCs/>
-                <w:sz w:val="20"/>
-                <w:szCs w:val="20"/>
+                <w:sz w:val="18"/>
+                <w:szCs w:val="18"/>
               </w:rPr>
               <w:t>of</w:t>
             </w:r>
@@ -4544,8 +4457,8 @@
                 <w:rFonts w:asciiTheme="majorHAnsi" w:hAnsiTheme="majorHAnsi" w:cstheme="majorHAnsi"/>
                 <w:i/>
                 <w:iCs/>
-                <w:sz w:val="20"/>
-                <w:szCs w:val="20"/>
+                <w:sz w:val="18"/>
+                <w:szCs w:val="18"/>
               </w:rPr>
               <w:t xml:space="preserve"> </w:t>
             </w:r>
@@ -4555,8 +4468,8 @@
                 <w:rFonts w:asciiTheme="majorHAnsi" w:hAnsiTheme="majorHAnsi" w:cstheme="majorHAnsi"/>
                 <w:i/>
                 <w:iCs/>
-                <w:sz w:val="20"/>
-                <w:szCs w:val="20"/>
+                <w:sz w:val="18"/>
+                <w:szCs w:val="18"/>
               </w:rPr>
               <w:t>the</w:t>
             </w:r>
@@ -4566,8 +4479,8 @@
                 <w:rFonts w:asciiTheme="majorHAnsi" w:hAnsiTheme="majorHAnsi" w:cstheme="majorHAnsi"/>
                 <w:i/>
                 <w:iCs/>
-                <w:sz w:val="20"/>
-                <w:szCs w:val="20"/>
+                <w:sz w:val="18"/>
+                <w:szCs w:val="18"/>
               </w:rPr>
               <w:t xml:space="preserve"> Dons</w:t>
             </w:r>
@@ -4590,16 +4503,16 @@
               <w:jc w:val="both"/>
               <w:rPr>
                 <w:rFonts w:asciiTheme="majorHAnsi" w:hAnsiTheme="majorHAnsi" w:cstheme="majorHAnsi"/>
-                <w:sz w:val="20"/>
-                <w:szCs w:val="20"/>
+                <w:sz w:val="18"/>
+                <w:szCs w:val="18"/>
               </w:rPr>
             </w:pPr>
             <w:r>
               <w:rPr>
                 <w:rFonts w:asciiTheme="majorHAnsi" w:hAnsiTheme="majorHAnsi" w:cstheme="majorHAnsi"/>
                 <w:color w:val="000000"/>
-                <w:sz w:val="20"/>
-                <w:szCs w:val="20"/>
+                <w:sz w:val="18"/>
+                <w:szCs w:val="18"/>
               </w:rPr>
               <w:t>856</w:t>
             </w:r>
@@ -4619,16 +4532,16 @@
               <w:jc w:val="both"/>
               <w:rPr>
                 <w:rFonts w:asciiTheme="majorHAnsi" w:hAnsiTheme="majorHAnsi" w:cstheme="majorHAnsi"/>
-                <w:sz w:val="20"/>
-                <w:szCs w:val="20"/>
+                <w:sz w:val="18"/>
+                <w:szCs w:val="18"/>
               </w:rPr>
             </w:pPr>
             <w:r>
               <w:rPr>
                 <w:rFonts w:asciiTheme="majorHAnsi" w:hAnsiTheme="majorHAnsi" w:cstheme="majorHAnsi"/>
                 <w:color w:val="000000"/>
-                <w:sz w:val="20"/>
-                <w:szCs w:val="20"/>
+                <w:sz w:val="18"/>
+                <w:szCs w:val="18"/>
               </w:rPr>
               <w:t>765</w:t>
             </w:r>
@@ -4652,15 +4565,15 @@
               <w:jc w:val="both"/>
               <w:rPr>
                 <w:rFonts w:asciiTheme="majorHAnsi" w:hAnsiTheme="majorHAnsi" w:cstheme="majorHAnsi"/>
-                <w:sz w:val="20"/>
-                <w:szCs w:val="20"/>
-              </w:rPr>
-            </w:pPr>
-            <w:r>
-              <w:rPr>
-                <w:rFonts w:asciiTheme="majorHAnsi" w:hAnsiTheme="majorHAnsi" w:cstheme="majorHAnsi"/>
-                <w:sz w:val="20"/>
-                <w:szCs w:val="20"/>
+                <w:sz w:val="18"/>
+                <w:szCs w:val="18"/>
+              </w:rPr>
+            </w:pPr>
+            <w:r>
+              <w:rPr>
+                <w:rFonts w:asciiTheme="majorHAnsi" w:hAnsiTheme="majorHAnsi" w:cstheme="majorHAnsi"/>
+                <w:sz w:val="18"/>
+                <w:szCs w:val="18"/>
               </w:rPr>
               <w:t>91</w:t>
             </w:r>
@@ -4683,15 +4596,15 @@
               <w:jc w:val="both"/>
               <w:rPr>
                 <w:rFonts w:asciiTheme="majorHAnsi" w:hAnsiTheme="majorHAnsi" w:cstheme="majorHAnsi"/>
-                <w:sz w:val="20"/>
-                <w:szCs w:val="20"/>
-              </w:rPr>
-            </w:pPr>
-            <w:r>
-              <w:rPr>
-                <w:rFonts w:asciiTheme="majorHAnsi" w:hAnsiTheme="majorHAnsi" w:cstheme="majorHAnsi"/>
-                <w:sz w:val="20"/>
-                <w:szCs w:val="20"/>
+                <w:sz w:val="18"/>
+                <w:szCs w:val="18"/>
+              </w:rPr>
+            </w:pPr>
+            <w:r>
+              <w:rPr>
+                <w:rFonts w:asciiTheme="majorHAnsi" w:hAnsiTheme="majorHAnsi" w:cstheme="majorHAnsi"/>
+                <w:sz w:val="18"/>
+                <w:szCs w:val="18"/>
               </w:rPr>
               <w:t>699</w:t>
             </w:r>
@@ -4711,15 +4624,15 @@
               <w:jc w:val="both"/>
               <w:rPr>
                 <w:rFonts w:asciiTheme="majorHAnsi" w:hAnsiTheme="majorHAnsi" w:cstheme="majorHAnsi"/>
-                <w:sz w:val="20"/>
-                <w:szCs w:val="20"/>
-              </w:rPr>
-            </w:pPr>
-            <w:r>
-              <w:rPr>
-                <w:rFonts w:asciiTheme="majorHAnsi" w:hAnsiTheme="majorHAnsi" w:cstheme="majorHAnsi"/>
-                <w:sz w:val="20"/>
-                <w:szCs w:val="20"/>
+                <w:sz w:val="18"/>
+                <w:szCs w:val="18"/>
+              </w:rPr>
+            </w:pPr>
+            <w:r>
+              <w:rPr>
+                <w:rFonts w:asciiTheme="majorHAnsi" w:hAnsiTheme="majorHAnsi" w:cstheme="majorHAnsi"/>
+                <w:sz w:val="18"/>
+                <w:szCs w:val="18"/>
               </w:rPr>
               <w:t>424</w:t>
             </w:r>
@@ -4740,16 +4653,16 @@
               <w:jc w:val="both"/>
               <w:rPr>
                 <w:rFonts w:asciiTheme="majorHAnsi" w:hAnsiTheme="majorHAnsi" w:cstheme="majorHAnsi"/>
-                <w:sz w:val="20"/>
-                <w:szCs w:val="20"/>
+                <w:sz w:val="18"/>
+                <w:szCs w:val="18"/>
               </w:rPr>
             </w:pPr>
             <w:r>
               <w:rPr>
                 <w:rFonts w:asciiTheme="majorHAnsi" w:hAnsiTheme="majorHAnsi" w:cstheme="majorHAnsi"/>
                 <w:color w:val="000000"/>
-                <w:sz w:val="20"/>
-                <w:szCs w:val="20"/>
+                <w:sz w:val="18"/>
+                <w:szCs w:val="18"/>
               </w:rPr>
               <w:t>275</w:t>
             </w:r>
@@ -4778,24 +4691,25 @@
               <w:jc w:val="both"/>
               <w:rPr>
                 <w:rFonts w:asciiTheme="majorHAnsi" w:hAnsiTheme="majorHAnsi" w:cstheme="majorHAnsi"/>
-                <w:sz w:val="20"/>
-                <w:szCs w:val="20"/>
-              </w:rPr>
-            </w:pPr>
-            <w:r>
-              <w:rPr>
-                <w:rFonts w:asciiTheme="majorHAnsi" w:hAnsiTheme="majorHAnsi" w:cstheme="majorHAnsi"/>
-                <w:sz w:val="20"/>
-                <w:szCs w:val="20"/>
+                <w:sz w:val="18"/>
+                <w:szCs w:val="18"/>
+              </w:rPr>
+            </w:pPr>
+            <w:r>
+              <w:rPr>
+                <w:rFonts w:asciiTheme="majorHAnsi" w:hAnsiTheme="majorHAnsi" w:cstheme="majorHAnsi"/>
+                <w:sz w:val="18"/>
+                <w:szCs w:val="18"/>
               </w:rPr>
               <w:t xml:space="preserve"> </w:t>
             </w:r>
             <w:proofErr w:type="spellStart"/>
-            <w:r>
-              <w:rPr>
-                <w:rFonts w:asciiTheme="majorHAnsi" w:hAnsiTheme="majorHAnsi" w:cstheme="majorHAnsi"/>
-                <w:sz w:val="20"/>
-                <w:szCs w:val="20"/>
+            <w:proofErr w:type="gramStart"/>
+            <w:r>
+              <w:rPr>
+                <w:rFonts w:asciiTheme="majorHAnsi" w:hAnsiTheme="majorHAnsi" w:cstheme="majorHAnsi"/>
+                <w:sz w:val="18"/>
+                <w:szCs w:val="18"/>
               </w:rPr>
               <w:t>Calvert,</w:t>
             </w:r>
@@ -4804,19 +4718,20 @@
                 <w:rFonts w:asciiTheme="majorHAnsi" w:hAnsiTheme="majorHAnsi" w:cstheme="majorHAnsi"/>
                 <w:i/>
                 <w:iCs/>
-                <w:sz w:val="20"/>
-                <w:szCs w:val="20"/>
+                <w:sz w:val="18"/>
+                <w:szCs w:val="18"/>
               </w:rPr>
               <w:t>Impressions</w:t>
             </w:r>
             <w:proofErr w:type="spellEnd"/>
+            <w:proofErr w:type="gramEnd"/>
             <w:r>
               <w:rPr>
                 <w:rFonts w:asciiTheme="majorHAnsi" w:hAnsiTheme="majorHAnsi" w:cstheme="majorHAnsi"/>
                 <w:i/>
                 <w:iCs/>
-                <w:sz w:val="20"/>
-                <w:szCs w:val="20"/>
+                <w:sz w:val="18"/>
+                <w:szCs w:val="18"/>
               </w:rPr>
               <w:t xml:space="preserve"> </w:t>
             </w:r>
@@ -4826,8 +4741,8 @@
                 <w:rFonts w:asciiTheme="majorHAnsi" w:hAnsiTheme="majorHAnsi" w:cstheme="majorHAnsi"/>
                 <w:i/>
                 <w:iCs/>
-                <w:sz w:val="20"/>
-                <w:szCs w:val="20"/>
+                <w:sz w:val="18"/>
+                <w:szCs w:val="18"/>
               </w:rPr>
               <w:t>of</w:t>
             </w:r>
@@ -4837,8 +4752,8 @@
                 <w:rFonts w:asciiTheme="majorHAnsi" w:hAnsiTheme="majorHAnsi" w:cstheme="majorHAnsi"/>
                 <w:i/>
                 <w:iCs/>
-                <w:sz w:val="20"/>
-                <w:szCs w:val="20"/>
+                <w:sz w:val="18"/>
+                <w:szCs w:val="18"/>
               </w:rPr>
               <w:t xml:space="preserve"> Spain</w:t>
             </w:r>
@@ -4861,16 +4776,16 @@
               <w:jc w:val="both"/>
               <w:rPr>
                 <w:rFonts w:asciiTheme="majorHAnsi" w:hAnsiTheme="majorHAnsi" w:cstheme="majorHAnsi"/>
-                <w:sz w:val="20"/>
-                <w:szCs w:val="20"/>
+                <w:sz w:val="18"/>
+                <w:szCs w:val="18"/>
               </w:rPr>
             </w:pPr>
             <w:r>
               <w:rPr>
                 <w:rFonts w:asciiTheme="majorHAnsi" w:hAnsiTheme="majorHAnsi" w:cstheme="majorHAnsi"/>
                 <w:color w:val="000000"/>
-                <w:sz w:val="20"/>
-                <w:szCs w:val="20"/>
+                <w:sz w:val="18"/>
+                <w:szCs w:val="18"/>
               </w:rPr>
               <w:t>1429</w:t>
             </w:r>
@@ -4890,16 +4805,16 @@
               <w:jc w:val="both"/>
               <w:rPr>
                 <w:rFonts w:asciiTheme="majorHAnsi" w:hAnsiTheme="majorHAnsi" w:cstheme="majorHAnsi"/>
-                <w:sz w:val="20"/>
-                <w:szCs w:val="20"/>
+                <w:sz w:val="18"/>
+                <w:szCs w:val="18"/>
               </w:rPr>
             </w:pPr>
             <w:r>
               <w:rPr>
                 <w:rFonts w:asciiTheme="majorHAnsi" w:hAnsiTheme="majorHAnsi" w:cstheme="majorHAnsi"/>
                 <w:color w:val="000000"/>
-                <w:sz w:val="20"/>
-                <w:szCs w:val="20"/>
+                <w:sz w:val="18"/>
+                <w:szCs w:val="18"/>
               </w:rPr>
               <w:t>863</w:t>
             </w:r>
@@ -4922,15 +4837,15 @@
               <w:jc w:val="both"/>
               <w:rPr>
                 <w:rFonts w:asciiTheme="majorHAnsi" w:hAnsiTheme="majorHAnsi" w:cstheme="majorHAnsi"/>
-                <w:sz w:val="20"/>
-                <w:szCs w:val="20"/>
-              </w:rPr>
-            </w:pPr>
-            <w:r>
-              <w:rPr>
-                <w:rFonts w:asciiTheme="majorHAnsi" w:hAnsiTheme="majorHAnsi" w:cstheme="majorHAnsi"/>
-                <w:sz w:val="20"/>
-                <w:szCs w:val="20"/>
+                <w:sz w:val="18"/>
+                <w:szCs w:val="18"/>
+              </w:rPr>
+            </w:pPr>
+            <w:r>
+              <w:rPr>
+                <w:rFonts w:asciiTheme="majorHAnsi" w:hAnsiTheme="majorHAnsi" w:cstheme="majorHAnsi"/>
+                <w:sz w:val="18"/>
+                <w:szCs w:val="18"/>
               </w:rPr>
               <w:t>566</w:t>
             </w:r>
@@ -4953,15 +4868,15 @@
               <w:jc w:val="both"/>
               <w:rPr>
                 <w:rFonts w:asciiTheme="majorHAnsi" w:hAnsiTheme="majorHAnsi" w:cstheme="majorHAnsi"/>
-                <w:sz w:val="20"/>
-                <w:szCs w:val="20"/>
-              </w:rPr>
-            </w:pPr>
-            <w:r>
-              <w:rPr>
-                <w:rFonts w:asciiTheme="majorHAnsi" w:hAnsiTheme="majorHAnsi" w:cstheme="majorHAnsi"/>
-                <w:sz w:val="20"/>
-                <w:szCs w:val="20"/>
+                <w:sz w:val="18"/>
+                <w:szCs w:val="18"/>
+              </w:rPr>
+            </w:pPr>
+            <w:r>
+              <w:rPr>
+                <w:rFonts w:asciiTheme="majorHAnsi" w:hAnsiTheme="majorHAnsi" w:cstheme="majorHAnsi"/>
+                <w:sz w:val="18"/>
+                <w:szCs w:val="18"/>
               </w:rPr>
               <w:t>1069</w:t>
             </w:r>
@@ -4981,15 +4896,15 @@
               <w:jc w:val="both"/>
               <w:rPr>
                 <w:rFonts w:asciiTheme="majorHAnsi" w:hAnsiTheme="majorHAnsi" w:cstheme="majorHAnsi"/>
-                <w:sz w:val="20"/>
-                <w:szCs w:val="20"/>
-              </w:rPr>
-            </w:pPr>
-            <w:r>
-              <w:rPr>
-                <w:rFonts w:asciiTheme="majorHAnsi" w:hAnsiTheme="majorHAnsi" w:cstheme="majorHAnsi"/>
-                <w:sz w:val="20"/>
-                <w:szCs w:val="20"/>
+                <w:sz w:val="18"/>
+                <w:szCs w:val="18"/>
+              </w:rPr>
+            </w:pPr>
+            <w:r>
+              <w:rPr>
+                <w:rFonts w:asciiTheme="majorHAnsi" w:hAnsiTheme="majorHAnsi" w:cstheme="majorHAnsi"/>
+                <w:sz w:val="18"/>
+                <w:szCs w:val="18"/>
               </w:rPr>
               <w:t>497</w:t>
             </w:r>
@@ -5009,16 +4924,16 @@
               <w:jc w:val="both"/>
               <w:rPr>
                 <w:rFonts w:asciiTheme="majorHAnsi" w:hAnsiTheme="majorHAnsi" w:cstheme="majorHAnsi"/>
-                <w:sz w:val="20"/>
-                <w:szCs w:val="20"/>
+                <w:sz w:val="18"/>
+                <w:szCs w:val="18"/>
               </w:rPr>
             </w:pPr>
             <w:r>
               <w:rPr>
                 <w:rFonts w:asciiTheme="majorHAnsi" w:hAnsiTheme="majorHAnsi" w:cstheme="majorHAnsi"/>
                 <w:color w:val="000000"/>
-                <w:sz w:val="20"/>
-                <w:szCs w:val="20"/>
+                <w:sz w:val="18"/>
+                <w:szCs w:val="18"/>
               </w:rPr>
               <w:t>572</w:t>
             </w:r>
@@ -5047,15 +4962,15 @@
               <w:jc w:val="both"/>
               <w:rPr>
                 <w:rFonts w:asciiTheme="majorHAnsi" w:hAnsiTheme="majorHAnsi" w:cstheme="majorHAnsi"/>
-                <w:sz w:val="20"/>
-                <w:szCs w:val="20"/>
-              </w:rPr>
-            </w:pPr>
-            <w:r>
-              <w:rPr>
-                <w:rFonts w:asciiTheme="majorHAnsi" w:hAnsiTheme="majorHAnsi" w:cstheme="majorHAnsi"/>
-                <w:sz w:val="20"/>
-                <w:szCs w:val="20"/>
+                <w:sz w:val="18"/>
+                <w:szCs w:val="18"/>
+              </w:rPr>
+            </w:pPr>
+            <w:r>
+              <w:rPr>
+                <w:rFonts w:asciiTheme="majorHAnsi" w:hAnsiTheme="majorHAnsi" w:cstheme="majorHAnsi"/>
+                <w:sz w:val="18"/>
+                <w:szCs w:val="18"/>
               </w:rPr>
               <w:t xml:space="preserve">Kennedy, </w:t>
             </w:r>
@@ -5064,8 +4979,8 @@
                 <w:rFonts w:asciiTheme="majorHAnsi" w:hAnsiTheme="majorHAnsi" w:cstheme="majorHAnsi"/>
                 <w:i/>
                 <w:iCs/>
-                <w:sz w:val="20"/>
-                <w:szCs w:val="20"/>
+                <w:sz w:val="18"/>
+                <w:szCs w:val="18"/>
               </w:rPr>
               <w:t xml:space="preserve">A </w:t>
             </w:r>
@@ -5075,8 +4990,8 @@
                 <w:rFonts w:asciiTheme="majorHAnsi" w:hAnsiTheme="majorHAnsi" w:cstheme="majorHAnsi"/>
                 <w:i/>
                 <w:iCs/>
-                <w:sz w:val="20"/>
-                <w:szCs w:val="20"/>
+                <w:sz w:val="18"/>
+                <w:szCs w:val="18"/>
               </w:rPr>
               <w:t>tramp</w:t>
             </w:r>
@@ -5086,8 +5001,8 @@
                 <w:rFonts w:asciiTheme="majorHAnsi" w:hAnsiTheme="majorHAnsi" w:cstheme="majorHAnsi"/>
                 <w:i/>
                 <w:iCs/>
-                <w:sz w:val="20"/>
-                <w:szCs w:val="20"/>
+                <w:sz w:val="18"/>
+                <w:szCs w:val="18"/>
               </w:rPr>
               <w:t xml:space="preserve"> in Spain: </w:t>
             </w:r>
@@ -5097,8 +5012,8 @@
                 <w:rFonts w:asciiTheme="majorHAnsi" w:hAnsiTheme="majorHAnsi" w:cstheme="majorHAnsi"/>
                 <w:i/>
                 <w:iCs/>
-                <w:sz w:val="20"/>
-                <w:szCs w:val="20"/>
+                <w:sz w:val="18"/>
+                <w:szCs w:val="18"/>
               </w:rPr>
               <w:t>from</w:t>
             </w:r>
@@ -5108,8 +5023,8 @@
                 <w:rFonts w:asciiTheme="majorHAnsi" w:hAnsiTheme="majorHAnsi" w:cstheme="majorHAnsi"/>
                 <w:i/>
                 <w:iCs/>
-                <w:sz w:val="20"/>
-                <w:szCs w:val="20"/>
+                <w:sz w:val="18"/>
+                <w:szCs w:val="18"/>
               </w:rPr>
               <w:t xml:space="preserve"> </w:t>
             </w:r>
@@ -5119,8 +5034,8 @@
                 <w:rFonts w:asciiTheme="majorHAnsi" w:hAnsiTheme="majorHAnsi" w:cstheme="majorHAnsi"/>
                 <w:i/>
                 <w:iCs/>
-                <w:sz w:val="20"/>
-                <w:szCs w:val="20"/>
+                <w:sz w:val="18"/>
+                <w:szCs w:val="18"/>
               </w:rPr>
               <w:t>Andalusia</w:t>
             </w:r>
@@ -5130,8 +5045,8 @@
                 <w:rFonts w:asciiTheme="majorHAnsi" w:hAnsiTheme="majorHAnsi" w:cstheme="majorHAnsi"/>
                 <w:i/>
                 <w:iCs/>
-                <w:sz w:val="20"/>
-                <w:szCs w:val="20"/>
+                <w:sz w:val="18"/>
+                <w:szCs w:val="18"/>
               </w:rPr>
               <w:t xml:space="preserve"> </w:t>
             </w:r>
@@ -5141,8 +5056,8 @@
                 <w:rFonts w:asciiTheme="majorHAnsi" w:hAnsiTheme="majorHAnsi" w:cstheme="majorHAnsi"/>
                 <w:i/>
                 <w:iCs/>
-                <w:sz w:val="20"/>
-                <w:szCs w:val="20"/>
+                <w:sz w:val="18"/>
+                <w:szCs w:val="18"/>
               </w:rPr>
               <w:t>to</w:t>
             </w:r>
@@ -5152,8 +5067,8 @@
                 <w:rFonts w:asciiTheme="majorHAnsi" w:hAnsiTheme="majorHAnsi" w:cstheme="majorHAnsi"/>
                 <w:i/>
                 <w:iCs/>
-                <w:sz w:val="20"/>
-                <w:szCs w:val="20"/>
+                <w:sz w:val="18"/>
+                <w:szCs w:val="18"/>
               </w:rPr>
               <w:t xml:space="preserve"> Andorra</w:t>
             </w:r>
@@ -5176,16 +5091,16 @@
               <w:jc w:val="both"/>
               <w:rPr>
                 <w:rFonts w:asciiTheme="majorHAnsi" w:hAnsiTheme="majorHAnsi" w:cstheme="majorHAnsi"/>
-                <w:sz w:val="20"/>
-                <w:szCs w:val="20"/>
+                <w:sz w:val="18"/>
+                <w:szCs w:val="18"/>
               </w:rPr>
             </w:pPr>
             <w:r>
               <w:rPr>
                 <w:rFonts w:asciiTheme="majorHAnsi" w:hAnsiTheme="majorHAnsi" w:cstheme="majorHAnsi"/>
                 <w:color w:val="000000"/>
-                <w:sz w:val="20"/>
-                <w:szCs w:val="20"/>
+                <w:sz w:val="18"/>
+                <w:szCs w:val="18"/>
               </w:rPr>
               <w:t>2274</w:t>
             </w:r>
@@ -5205,16 +5120,16 @@
               <w:jc w:val="both"/>
               <w:rPr>
                 <w:rFonts w:asciiTheme="majorHAnsi" w:hAnsiTheme="majorHAnsi" w:cstheme="majorHAnsi"/>
-                <w:sz w:val="20"/>
-                <w:szCs w:val="20"/>
+                <w:sz w:val="18"/>
+                <w:szCs w:val="18"/>
               </w:rPr>
             </w:pPr>
             <w:r>
               <w:rPr>
                 <w:rFonts w:asciiTheme="majorHAnsi" w:hAnsiTheme="majorHAnsi" w:cstheme="majorHAnsi"/>
                 <w:color w:val="000000"/>
-                <w:sz w:val="20"/>
-                <w:szCs w:val="20"/>
+                <w:sz w:val="18"/>
+                <w:szCs w:val="18"/>
               </w:rPr>
               <w:t>1732</w:t>
             </w:r>
@@ -5237,15 +5152,15 @@
               <w:jc w:val="both"/>
               <w:rPr>
                 <w:rFonts w:asciiTheme="majorHAnsi" w:hAnsiTheme="majorHAnsi" w:cstheme="majorHAnsi"/>
-                <w:sz w:val="20"/>
-                <w:szCs w:val="20"/>
-              </w:rPr>
-            </w:pPr>
-            <w:r>
-              <w:rPr>
-                <w:rFonts w:asciiTheme="majorHAnsi" w:hAnsiTheme="majorHAnsi" w:cstheme="majorHAnsi"/>
-                <w:sz w:val="20"/>
-                <w:szCs w:val="20"/>
+                <w:sz w:val="18"/>
+                <w:szCs w:val="18"/>
+              </w:rPr>
+            </w:pPr>
+            <w:r>
+              <w:rPr>
+                <w:rFonts w:asciiTheme="majorHAnsi" w:hAnsiTheme="majorHAnsi" w:cstheme="majorHAnsi"/>
+                <w:sz w:val="18"/>
+                <w:szCs w:val="18"/>
               </w:rPr>
               <w:t>542</w:t>
             </w:r>
@@ -5268,15 +5183,15 @@
               <w:jc w:val="both"/>
               <w:rPr>
                 <w:rFonts w:asciiTheme="majorHAnsi" w:hAnsiTheme="majorHAnsi" w:cstheme="majorHAnsi"/>
-                <w:sz w:val="20"/>
-                <w:szCs w:val="20"/>
-              </w:rPr>
-            </w:pPr>
-            <w:r>
-              <w:rPr>
-                <w:rFonts w:asciiTheme="majorHAnsi" w:hAnsiTheme="majorHAnsi" w:cstheme="majorHAnsi"/>
-                <w:sz w:val="20"/>
-                <w:szCs w:val="20"/>
+                <w:sz w:val="18"/>
+                <w:szCs w:val="18"/>
+              </w:rPr>
+            </w:pPr>
+            <w:r>
+              <w:rPr>
+                <w:rFonts w:asciiTheme="majorHAnsi" w:hAnsiTheme="majorHAnsi" w:cstheme="majorHAnsi"/>
+                <w:sz w:val="18"/>
+                <w:szCs w:val="18"/>
               </w:rPr>
               <w:t>1581</w:t>
             </w:r>
@@ -5296,15 +5211,15 @@
               <w:jc w:val="both"/>
               <w:rPr>
                 <w:rFonts w:asciiTheme="majorHAnsi" w:hAnsiTheme="majorHAnsi" w:cstheme="majorHAnsi"/>
-                <w:sz w:val="20"/>
-                <w:szCs w:val="20"/>
-              </w:rPr>
-            </w:pPr>
-            <w:r>
-              <w:rPr>
-                <w:rFonts w:asciiTheme="majorHAnsi" w:hAnsiTheme="majorHAnsi" w:cstheme="majorHAnsi"/>
-                <w:sz w:val="20"/>
-                <w:szCs w:val="20"/>
+                <w:sz w:val="18"/>
+                <w:szCs w:val="18"/>
+              </w:rPr>
+            </w:pPr>
+            <w:r>
+              <w:rPr>
+                <w:rFonts w:asciiTheme="majorHAnsi" w:hAnsiTheme="majorHAnsi" w:cstheme="majorHAnsi"/>
+                <w:sz w:val="18"/>
+                <w:szCs w:val="18"/>
               </w:rPr>
               <w:t>908</w:t>
             </w:r>
@@ -5324,16 +5239,16 @@
               <w:jc w:val="both"/>
               <w:rPr>
                 <w:rFonts w:asciiTheme="majorHAnsi" w:hAnsiTheme="majorHAnsi" w:cstheme="majorHAnsi"/>
-                <w:sz w:val="20"/>
-                <w:szCs w:val="20"/>
+                <w:sz w:val="18"/>
+                <w:szCs w:val="18"/>
               </w:rPr>
             </w:pPr>
             <w:r>
               <w:rPr>
                 <w:rFonts w:asciiTheme="majorHAnsi" w:hAnsiTheme="majorHAnsi" w:cstheme="majorHAnsi"/>
                 <w:color w:val="000000"/>
-                <w:sz w:val="20"/>
-                <w:szCs w:val="20"/>
+                <w:sz w:val="18"/>
+                <w:szCs w:val="18"/>
               </w:rPr>
               <w:t>673</w:t>
             </w:r>
@@ -5362,16 +5277,16 @@
               <w:jc w:val="both"/>
               <w:rPr>
                 <w:rFonts w:asciiTheme="majorHAnsi" w:hAnsiTheme="majorHAnsi" w:cstheme="majorHAnsi"/>
-                <w:sz w:val="20"/>
-                <w:szCs w:val="20"/>
+                <w:sz w:val="18"/>
+                <w:szCs w:val="18"/>
               </w:rPr>
             </w:pPr>
             <w:proofErr w:type="spellStart"/>
             <w:r>
               <w:rPr>
                 <w:rFonts w:asciiTheme="majorHAnsi" w:hAnsiTheme="majorHAnsi" w:cstheme="majorHAnsi"/>
-                <w:sz w:val="20"/>
-                <w:szCs w:val="20"/>
+                <w:sz w:val="18"/>
+                <w:szCs w:val="18"/>
               </w:rPr>
               <w:t>Maugham</w:t>
             </w:r>
@@ -5379,8 +5294,8 @@
             <w:r>
               <w:rPr>
                 <w:rFonts w:asciiTheme="majorHAnsi" w:hAnsiTheme="majorHAnsi" w:cstheme="majorHAnsi"/>
-                <w:sz w:val="20"/>
-                <w:szCs w:val="20"/>
+                <w:sz w:val="18"/>
+                <w:szCs w:val="18"/>
               </w:rPr>
               <w:t xml:space="preserve">, </w:t>
             </w:r>
@@ -5389,8 +5304,8 @@
                 <w:rFonts w:asciiTheme="majorHAnsi" w:hAnsiTheme="majorHAnsi" w:cstheme="majorHAnsi"/>
                 <w:i/>
                 <w:iCs/>
-                <w:sz w:val="20"/>
-                <w:szCs w:val="20"/>
+                <w:sz w:val="18"/>
+                <w:szCs w:val="18"/>
               </w:rPr>
               <w:t xml:space="preserve">The </w:t>
             </w:r>
@@ -5400,8 +5315,8 @@
                 <w:rFonts w:asciiTheme="majorHAnsi" w:hAnsiTheme="majorHAnsi" w:cstheme="majorHAnsi"/>
                 <w:i/>
                 <w:iCs/>
-                <w:sz w:val="20"/>
-                <w:szCs w:val="20"/>
+                <w:sz w:val="18"/>
+                <w:szCs w:val="18"/>
               </w:rPr>
               <w:t>land</w:t>
             </w:r>
@@ -5411,8 +5326,8 @@
                 <w:rFonts w:asciiTheme="majorHAnsi" w:hAnsiTheme="majorHAnsi" w:cstheme="majorHAnsi"/>
                 <w:i/>
                 <w:iCs/>
-                <w:sz w:val="20"/>
-                <w:szCs w:val="20"/>
+                <w:sz w:val="18"/>
+                <w:szCs w:val="18"/>
               </w:rPr>
               <w:t xml:space="preserve"> </w:t>
             </w:r>
@@ -5422,8 +5337,8 @@
                 <w:rFonts w:asciiTheme="majorHAnsi" w:hAnsiTheme="majorHAnsi" w:cstheme="majorHAnsi"/>
                 <w:i/>
                 <w:iCs/>
-                <w:sz w:val="20"/>
-                <w:szCs w:val="20"/>
+                <w:sz w:val="18"/>
+                <w:szCs w:val="18"/>
               </w:rPr>
               <w:t>of</w:t>
             </w:r>
@@ -5433,8 +5348,8 @@
                 <w:rFonts w:asciiTheme="majorHAnsi" w:hAnsiTheme="majorHAnsi" w:cstheme="majorHAnsi"/>
                 <w:i/>
                 <w:iCs/>
-                <w:sz w:val="20"/>
-                <w:szCs w:val="20"/>
+                <w:sz w:val="18"/>
+                <w:szCs w:val="18"/>
               </w:rPr>
               <w:t xml:space="preserve"> </w:t>
             </w:r>
@@ -5444,8 +5359,8 @@
                 <w:rFonts w:asciiTheme="majorHAnsi" w:hAnsiTheme="majorHAnsi" w:cstheme="majorHAnsi"/>
                 <w:i/>
                 <w:iCs/>
-                <w:sz w:val="20"/>
-                <w:szCs w:val="20"/>
+                <w:sz w:val="18"/>
+                <w:szCs w:val="18"/>
               </w:rPr>
               <w:t>the</w:t>
             </w:r>
@@ -5455,8 +5370,8 @@
                 <w:rFonts w:asciiTheme="majorHAnsi" w:hAnsiTheme="majorHAnsi" w:cstheme="majorHAnsi"/>
                 <w:i/>
                 <w:iCs/>
-                <w:sz w:val="20"/>
-                <w:szCs w:val="20"/>
+                <w:sz w:val="18"/>
+                <w:szCs w:val="18"/>
               </w:rPr>
               <w:t xml:space="preserve"> </w:t>
             </w:r>
@@ -5466,8 +5381,8 @@
                 <w:rFonts w:asciiTheme="majorHAnsi" w:hAnsiTheme="majorHAnsi" w:cstheme="majorHAnsi"/>
                 <w:i/>
                 <w:iCs/>
-                <w:sz w:val="20"/>
-                <w:szCs w:val="20"/>
+                <w:sz w:val="18"/>
+                <w:szCs w:val="18"/>
               </w:rPr>
               <w:t>blessed</w:t>
             </w:r>
@@ -5477,8 +5392,8 @@
                 <w:rFonts w:asciiTheme="majorHAnsi" w:hAnsiTheme="majorHAnsi" w:cstheme="majorHAnsi"/>
                 <w:i/>
                 <w:iCs/>
-                <w:sz w:val="20"/>
-                <w:szCs w:val="20"/>
+                <w:sz w:val="18"/>
+                <w:szCs w:val="18"/>
               </w:rPr>
               <w:t xml:space="preserve"> </w:t>
             </w:r>
@@ -5488,8 +5403,8 @@
                 <w:rFonts w:asciiTheme="majorHAnsi" w:hAnsiTheme="majorHAnsi" w:cstheme="majorHAnsi"/>
                 <w:i/>
                 <w:iCs/>
-                <w:sz w:val="20"/>
-                <w:szCs w:val="20"/>
+                <w:sz w:val="18"/>
+                <w:szCs w:val="18"/>
               </w:rPr>
               <w:t>virgin</w:t>
             </w:r>
@@ -5514,16 +5429,16 @@
               <w:jc w:val="both"/>
               <w:rPr>
                 <w:rFonts w:asciiTheme="majorHAnsi" w:hAnsiTheme="majorHAnsi" w:cstheme="majorHAnsi"/>
-                <w:sz w:val="20"/>
-                <w:szCs w:val="20"/>
+                <w:sz w:val="18"/>
+                <w:szCs w:val="18"/>
               </w:rPr>
             </w:pPr>
             <w:r>
               <w:rPr>
                 <w:rFonts w:asciiTheme="majorHAnsi" w:hAnsiTheme="majorHAnsi" w:cstheme="majorHAnsi"/>
                 <w:color w:val="000000"/>
-                <w:sz w:val="20"/>
-                <w:szCs w:val="20"/>
+                <w:sz w:val="18"/>
+                <w:szCs w:val="18"/>
               </w:rPr>
               <w:t>4182</w:t>
             </w:r>
@@ -5544,16 +5459,16 @@
               <w:jc w:val="both"/>
               <w:rPr>
                 <w:rFonts w:asciiTheme="majorHAnsi" w:hAnsiTheme="majorHAnsi" w:cstheme="majorHAnsi"/>
-                <w:sz w:val="20"/>
-                <w:szCs w:val="20"/>
+                <w:sz w:val="18"/>
+                <w:szCs w:val="18"/>
               </w:rPr>
             </w:pPr>
             <w:r>
               <w:rPr>
                 <w:rFonts w:asciiTheme="majorHAnsi" w:hAnsiTheme="majorHAnsi" w:cstheme="majorHAnsi"/>
                 <w:color w:val="000000"/>
-                <w:sz w:val="20"/>
-                <w:szCs w:val="20"/>
+                <w:sz w:val="18"/>
+                <w:szCs w:val="18"/>
               </w:rPr>
               <w:t>3408</w:t>
             </w:r>
@@ -5576,15 +5491,15 @@
               <w:jc w:val="both"/>
               <w:rPr>
                 <w:rFonts w:asciiTheme="majorHAnsi" w:hAnsiTheme="majorHAnsi" w:cstheme="majorHAnsi"/>
-                <w:sz w:val="20"/>
-                <w:szCs w:val="20"/>
-              </w:rPr>
-            </w:pPr>
-            <w:r>
-              <w:rPr>
-                <w:rFonts w:asciiTheme="majorHAnsi" w:hAnsiTheme="majorHAnsi" w:cstheme="majorHAnsi"/>
-                <w:sz w:val="20"/>
-                <w:szCs w:val="20"/>
+                <w:sz w:val="18"/>
+                <w:szCs w:val="18"/>
+              </w:rPr>
+            </w:pPr>
+            <w:r>
+              <w:rPr>
+                <w:rFonts w:asciiTheme="majorHAnsi" w:hAnsiTheme="majorHAnsi" w:cstheme="majorHAnsi"/>
+                <w:sz w:val="18"/>
+                <w:szCs w:val="18"/>
               </w:rPr>
               <w:t>774</w:t>
             </w:r>
@@ -5608,15 +5523,15 @@
               <w:jc w:val="both"/>
               <w:rPr>
                 <w:rFonts w:asciiTheme="majorHAnsi" w:hAnsiTheme="majorHAnsi" w:cstheme="majorHAnsi"/>
-                <w:sz w:val="20"/>
-                <w:szCs w:val="20"/>
-              </w:rPr>
-            </w:pPr>
-            <w:r>
-              <w:rPr>
-                <w:rFonts w:asciiTheme="majorHAnsi" w:hAnsiTheme="majorHAnsi" w:cstheme="majorHAnsi"/>
-                <w:sz w:val="20"/>
-                <w:szCs w:val="20"/>
+                <w:sz w:val="18"/>
+                <w:szCs w:val="18"/>
+              </w:rPr>
+            </w:pPr>
+            <w:r>
+              <w:rPr>
+                <w:rFonts w:asciiTheme="majorHAnsi" w:hAnsiTheme="majorHAnsi" w:cstheme="majorHAnsi"/>
+                <w:sz w:val="18"/>
+                <w:szCs w:val="18"/>
               </w:rPr>
               <w:t>2941</w:t>
             </w:r>
@@ -5637,15 +5552,15 @@
               <w:jc w:val="both"/>
               <w:rPr>
                 <w:rFonts w:asciiTheme="majorHAnsi" w:hAnsiTheme="majorHAnsi" w:cstheme="majorHAnsi"/>
-                <w:sz w:val="20"/>
-                <w:szCs w:val="20"/>
-              </w:rPr>
-            </w:pPr>
-            <w:r>
-              <w:rPr>
-                <w:rFonts w:asciiTheme="majorHAnsi" w:hAnsiTheme="majorHAnsi" w:cstheme="majorHAnsi"/>
-                <w:sz w:val="20"/>
-                <w:szCs w:val="20"/>
+                <w:sz w:val="18"/>
+                <w:szCs w:val="18"/>
+              </w:rPr>
+            </w:pPr>
+            <w:r>
+              <w:rPr>
+                <w:rFonts w:asciiTheme="majorHAnsi" w:hAnsiTheme="majorHAnsi" w:cstheme="majorHAnsi"/>
+                <w:sz w:val="18"/>
+                <w:szCs w:val="18"/>
               </w:rPr>
               <w:t>1842</w:t>
             </w:r>
@@ -5666,16 +5581,16 @@
               <w:jc w:val="both"/>
               <w:rPr>
                 <w:rFonts w:asciiTheme="majorHAnsi" w:hAnsiTheme="majorHAnsi" w:cstheme="majorHAnsi"/>
-                <w:sz w:val="20"/>
-                <w:szCs w:val="20"/>
+                <w:sz w:val="18"/>
+                <w:szCs w:val="18"/>
               </w:rPr>
             </w:pPr>
             <w:r>
               <w:rPr>
                 <w:rFonts w:asciiTheme="majorHAnsi" w:hAnsiTheme="majorHAnsi" w:cstheme="majorHAnsi"/>
                 <w:color w:val="000000"/>
-                <w:sz w:val="20"/>
-                <w:szCs w:val="20"/>
+                <w:sz w:val="18"/>
+                <w:szCs w:val="18"/>
               </w:rPr>
               <w:t>1099</w:t>
             </w:r>
@@ -5704,15 +5619,15 @@
               <w:jc w:val="both"/>
               <w:rPr>
                 <w:rFonts w:asciiTheme="majorHAnsi" w:hAnsiTheme="majorHAnsi" w:cstheme="majorHAnsi"/>
-                <w:sz w:val="20"/>
-                <w:szCs w:val="20"/>
-              </w:rPr>
-            </w:pPr>
-            <w:r>
-              <w:rPr>
-                <w:rFonts w:asciiTheme="majorHAnsi" w:hAnsiTheme="majorHAnsi" w:cstheme="majorHAnsi"/>
-                <w:sz w:val="20"/>
-                <w:szCs w:val="20"/>
+                <w:sz w:val="18"/>
+                <w:szCs w:val="18"/>
+              </w:rPr>
+            </w:pPr>
+            <w:r>
+              <w:rPr>
+                <w:rFonts w:asciiTheme="majorHAnsi" w:hAnsiTheme="majorHAnsi" w:cstheme="majorHAnsi"/>
+                <w:sz w:val="18"/>
+                <w:szCs w:val="18"/>
               </w:rPr>
               <w:t xml:space="preserve"> Calvert, </w:t>
             </w:r>
@@ -5721,8 +5636,8 @@
                 <w:rFonts w:asciiTheme="majorHAnsi" w:hAnsiTheme="majorHAnsi" w:cstheme="majorHAnsi"/>
                 <w:i/>
                 <w:iCs/>
-                <w:sz w:val="20"/>
-                <w:szCs w:val="20"/>
+                <w:sz w:val="18"/>
+                <w:szCs w:val="18"/>
               </w:rPr>
               <w:t>Southern Spain</w:t>
             </w:r>
@@ -5745,16 +5660,16 @@
               <w:jc w:val="both"/>
               <w:rPr>
                 <w:rFonts w:asciiTheme="majorHAnsi" w:hAnsiTheme="majorHAnsi" w:cstheme="majorHAnsi"/>
-                <w:sz w:val="20"/>
-                <w:szCs w:val="20"/>
+                <w:sz w:val="18"/>
+                <w:szCs w:val="18"/>
               </w:rPr>
             </w:pPr>
             <w:r>
               <w:rPr>
                 <w:rFonts w:asciiTheme="majorHAnsi" w:hAnsiTheme="majorHAnsi" w:cstheme="majorHAnsi"/>
                 <w:color w:val="000000"/>
-                <w:sz w:val="20"/>
-                <w:szCs w:val="20"/>
+                <w:sz w:val="18"/>
+                <w:szCs w:val="18"/>
               </w:rPr>
               <w:t>3060</w:t>
             </w:r>
@@ -5774,16 +5689,16 @@
               <w:jc w:val="both"/>
               <w:rPr>
                 <w:rFonts w:asciiTheme="majorHAnsi" w:hAnsiTheme="majorHAnsi" w:cstheme="majorHAnsi"/>
-                <w:sz w:val="20"/>
-                <w:szCs w:val="20"/>
+                <w:sz w:val="18"/>
+                <w:szCs w:val="18"/>
               </w:rPr>
             </w:pPr>
             <w:r>
               <w:rPr>
                 <w:rFonts w:asciiTheme="majorHAnsi" w:hAnsiTheme="majorHAnsi" w:cstheme="majorHAnsi"/>
                 <w:color w:val="000000"/>
-                <w:sz w:val="20"/>
-                <w:szCs w:val="20"/>
+                <w:sz w:val="18"/>
+                <w:szCs w:val="18"/>
               </w:rPr>
               <w:t>2284</w:t>
             </w:r>
@@ -5806,15 +5721,15 @@
               <w:jc w:val="both"/>
               <w:rPr>
                 <w:rFonts w:asciiTheme="majorHAnsi" w:hAnsiTheme="majorHAnsi" w:cstheme="majorHAnsi"/>
-                <w:sz w:val="20"/>
-                <w:szCs w:val="20"/>
-              </w:rPr>
-            </w:pPr>
-            <w:r>
-              <w:rPr>
-                <w:rFonts w:asciiTheme="majorHAnsi" w:hAnsiTheme="majorHAnsi" w:cstheme="majorHAnsi"/>
-                <w:sz w:val="20"/>
-                <w:szCs w:val="20"/>
+                <w:sz w:val="18"/>
+                <w:szCs w:val="18"/>
+              </w:rPr>
+            </w:pPr>
+            <w:r>
+              <w:rPr>
+                <w:rFonts w:asciiTheme="majorHAnsi" w:hAnsiTheme="majorHAnsi" w:cstheme="majorHAnsi"/>
+                <w:sz w:val="18"/>
+                <w:szCs w:val="18"/>
               </w:rPr>
               <w:t>776</w:t>
             </w:r>
@@ -5837,15 +5752,15 @@
               <w:jc w:val="both"/>
               <w:rPr>
                 <w:rFonts w:asciiTheme="majorHAnsi" w:hAnsiTheme="majorHAnsi" w:cstheme="majorHAnsi"/>
-                <w:sz w:val="20"/>
-                <w:szCs w:val="20"/>
-              </w:rPr>
-            </w:pPr>
-            <w:r>
-              <w:rPr>
-                <w:rFonts w:asciiTheme="majorHAnsi" w:hAnsiTheme="majorHAnsi" w:cstheme="majorHAnsi"/>
-                <w:sz w:val="20"/>
-                <w:szCs w:val="20"/>
+                <w:sz w:val="18"/>
+                <w:szCs w:val="18"/>
+              </w:rPr>
+            </w:pPr>
+            <w:r>
+              <w:rPr>
+                <w:rFonts w:asciiTheme="majorHAnsi" w:hAnsiTheme="majorHAnsi" w:cstheme="majorHAnsi"/>
+                <w:sz w:val="18"/>
+                <w:szCs w:val="18"/>
               </w:rPr>
               <w:t>2361</w:t>
             </w:r>
@@ -5865,15 +5780,15 @@
               <w:jc w:val="both"/>
               <w:rPr>
                 <w:rFonts w:asciiTheme="majorHAnsi" w:hAnsiTheme="majorHAnsi" w:cstheme="majorHAnsi"/>
-                <w:sz w:val="20"/>
-                <w:szCs w:val="20"/>
-              </w:rPr>
-            </w:pPr>
-            <w:r>
-              <w:rPr>
-                <w:rFonts w:asciiTheme="majorHAnsi" w:hAnsiTheme="majorHAnsi" w:cstheme="majorHAnsi"/>
-                <w:sz w:val="20"/>
-                <w:szCs w:val="20"/>
+                <w:sz w:val="18"/>
+                <w:szCs w:val="18"/>
+              </w:rPr>
+            </w:pPr>
+            <w:r>
+              <w:rPr>
+                <w:rFonts w:asciiTheme="majorHAnsi" w:hAnsiTheme="majorHAnsi" w:cstheme="majorHAnsi"/>
+                <w:sz w:val="18"/>
+                <w:szCs w:val="18"/>
               </w:rPr>
               <w:t>1170</w:t>
             </w:r>
@@ -5894,16 +5809,16 @@
               <w:jc w:val="both"/>
               <w:rPr>
                 <w:rFonts w:asciiTheme="majorHAnsi" w:hAnsiTheme="majorHAnsi" w:cstheme="majorHAnsi"/>
-                <w:sz w:val="20"/>
-                <w:szCs w:val="20"/>
+                <w:sz w:val="18"/>
+                <w:szCs w:val="18"/>
               </w:rPr>
             </w:pPr>
             <w:r>
               <w:rPr>
                 <w:rFonts w:asciiTheme="majorHAnsi" w:hAnsiTheme="majorHAnsi" w:cstheme="majorHAnsi"/>
                 <w:color w:val="000000"/>
-                <w:sz w:val="20"/>
-                <w:szCs w:val="20"/>
+                <w:sz w:val="18"/>
+                <w:szCs w:val="18"/>
               </w:rPr>
               <w:t>1191</w:t>
             </w:r>
@@ -5932,15 +5847,15 @@
               <w:jc w:val="both"/>
               <w:rPr>
                 <w:rFonts w:asciiTheme="majorHAnsi" w:hAnsiTheme="majorHAnsi" w:cstheme="majorHAnsi"/>
-                <w:sz w:val="20"/>
-                <w:szCs w:val="20"/>
-              </w:rPr>
-            </w:pPr>
-            <w:r>
-              <w:rPr>
-                <w:rFonts w:asciiTheme="majorHAnsi" w:hAnsiTheme="majorHAnsi" w:cstheme="majorHAnsi"/>
-                <w:sz w:val="20"/>
-                <w:szCs w:val="20"/>
+                <w:sz w:val="18"/>
+                <w:szCs w:val="18"/>
+              </w:rPr>
+            </w:pPr>
+            <w:r>
+              <w:rPr>
+                <w:rFonts w:asciiTheme="majorHAnsi" w:hAnsiTheme="majorHAnsi" w:cstheme="majorHAnsi"/>
+                <w:sz w:val="18"/>
+                <w:szCs w:val="18"/>
               </w:rPr>
               <w:t xml:space="preserve">Elliot, </w:t>
             </w:r>
@@ -5950,8 +5865,8 @@
                 <w:rFonts w:asciiTheme="majorHAnsi" w:hAnsiTheme="majorHAnsi" w:cstheme="majorHAnsi"/>
                 <w:i/>
                 <w:iCs/>
-                <w:sz w:val="20"/>
-                <w:szCs w:val="20"/>
+                <w:sz w:val="18"/>
+                <w:szCs w:val="18"/>
               </w:rPr>
               <w:t>Sun</w:t>
             </w:r>
@@ -5961,8 +5876,8 @@
                 <w:rFonts w:asciiTheme="majorHAnsi" w:hAnsiTheme="majorHAnsi" w:cstheme="majorHAnsi"/>
                 <w:i/>
                 <w:iCs/>
-                <w:sz w:val="20"/>
-                <w:szCs w:val="20"/>
+                <w:sz w:val="18"/>
+                <w:szCs w:val="18"/>
               </w:rPr>
               <w:t xml:space="preserve"> and Shadow in Spain</w:t>
             </w:r>
@@ -5985,16 +5900,16 @@
               <w:jc w:val="both"/>
               <w:rPr>
                 <w:rFonts w:asciiTheme="majorHAnsi" w:hAnsiTheme="majorHAnsi" w:cstheme="majorHAnsi"/>
-                <w:sz w:val="20"/>
-                <w:szCs w:val="20"/>
+                <w:sz w:val="18"/>
+                <w:szCs w:val="18"/>
               </w:rPr>
             </w:pPr>
             <w:r>
               <w:rPr>
                 <w:rFonts w:asciiTheme="majorHAnsi" w:hAnsiTheme="majorHAnsi" w:cstheme="majorHAnsi"/>
                 <w:color w:val="000000"/>
-                <w:sz w:val="20"/>
-                <w:szCs w:val="20"/>
+                <w:sz w:val="18"/>
+                <w:szCs w:val="18"/>
               </w:rPr>
               <w:t>3472</w:t>
             </w:r>
@@ -6014,16 +5929,16 @@
               <w:jc w:val="both"/>
               <w:rPr>
                 <w:rFonts w:asciiTheme="majorHAnsi" w:hAnsiTheme="majorHAnsi" w:cstheme="majorHAnsi"/>
-                <w:sz w:val="20"/>
-                <w:szCs w:val="20"/>
+                <w:sz w:val="18"/>
+                <w:szCs w:val="18"/>
               </w:rPr>
             </w:pPr>
             <w:r>
               <w:rPr>
                 <w:rFonts w:asciiTheme="majorHAnsi" w:hAnsiTheme="majorHAnsi" w:cstheme="majorHAnsi"/>
                 <w:color w:val="000000"/>
-                <w:sz w:val="20"/>
-                <w:szCs w:val="20"/>
+                <w:sz w:val="18"/>
+                <w:szCs w:val="18"/>
               </w:rPr>
               <w:t>2123</w:t>
             </w:r>
@@ -6047,15 +5962,15 @@
               <w:jc w:val="both"/>
               <w:rPr>
                 <w:rFonts w:asciiTheme="majorHAnsi" w:hAnsiTheme="majorHAnsi" w:cstheme="majorHAnsi"/>
-                <w:sz w:val="20"/>
-                <w:szCs w:val="20"/>
-              </w:rPr>
-            </w:pPr>
-            <w:r>
-              <w:rPr>
-                <w:rFonts w:asciiTheme="majorHAnsi" w:hAnsiTheme="majorHAnsi" w:cstheme="majorHAnsi"/>
-                <w:sz w:val="20"/>
-                <w:szCs w:val="20"/>
+                <w:sz w:val="18"/>
+                <w:szCs w:val="18"/>
+              </w:rPr>
+            </w:pPr>
+            <w:r>
+              <w:rPr>
+                <w:rFonts w:asciiTheme="majorHAnsi" w:hAnsiTheme="majorHAnsi" w:cstheme="majorHAnsi"/>
+                <w:sz w:val="18"/>
+                <w:szCs w:val="18"/>
               </w:rPr>
               <w:t>1349</w:t>
             </w:r>
@@ -6078,15 +5993,15 @@
               <w:jc w:val="both"/>
               <w:rPr>
                 <w:rFonts w:asciiTheme="majorHAnsi" w:hAnsiTheme="majorHAnsi" w:cstheme="majorHAnsi"/>
-                <w:sz w:val="20"/>
-                <w:szCs w:val="20"/>
-              </w:rPr>
-            </w:pPr>
-            <w:r>
-              <w:rPr>
-                <w:rFonts w:asciiTheme="majorHAnsi" w:hAnsiTheme="majorHAnsi" w:cstheme="majorHAnsi"/>
-                <w:sz w:val="20"/>
-                <w:szCs w:val="20"/>
+                <w:sz w:val="18"/>
+                <w:szCs w:val="18"/>
+              </w:rPr>
+            </w:pPr>
+            <w:r>
+              <w:rPr>
+                <w:rFonts w:asciiTheme="majorHAnsi" w:hAnsiTheme="majorHAnsi" w:cstheme="majorHAnsi"/>
+                <w:sz w:val="18"/>
+                <w:szCs w:val="18"/>
               </w:rPr>
               <w:t>2284</w:t>
             </w:r>
@@ -6106,15 +6021,15 @@
               <w:jc w:val="both"/>
               <w:rPr>
                 <w:rFonts w:asciiTheme="majorHAnsi" w:hAnsiTheme="majorHAnsi" w:cstheme="majorHAnsi"/>
-                <w:sz w:val="20"/>
-                <w:szCs w:val="20"/>
-              </w:rPr>
-            </w:pPr>
-            <w:r>
-              <w:rPr>
-                <w:rFonts w:asciiTheme="majorHAnsi" w:hAnsiTheme="majorHAnsi" w:cstheme="majorHAnsi"/>
-                <w:sz w:val="20"/>
-                <w:szCs w:val="20"/>
+                <w:sz w:val="18"/>
+                <w:szCs w:val="18"/>
+              </w:rPr>
+            </w:pPr>
+            <w:r>
+              <w:rPr>
+                <w:rFonts w:asciiTheme="majorHAnsi" w:hAnsiTheme="majorHAnsi" w:cstheme="majorHAnsi"/>
+                <w:sz w:val="18"/>
+                <w:szCs w:val="18"/>
               </w:rPr>
               <w:t>1194</w:t>
             </w:r>
@@ -6135,16 +6050,16 @@
               <w:jc w:val="both"/>
               <w:rPr>
                 <w:rFonts w:asciiTheme="majorHAnsi" w:hAnsiTheme="majorHAnsi" w:cstheme="majorHAnsi"/>
-                <w:sz w:val="20"/>
-                <w:szCs w:val="20"/>
+                <w:sz w:val="18"/>
+                <w:szCs w:val="18"/>
               </w:rPr>
             </w:pPr>
             <w:r>
               <w:rPr>
                 <w:rFonts w:asciiTheme="majorHAnsi" w:hAnsiTheme="majorHAnsi" w:cstheme="majorHAnsi"/>
                 <w:color w:val="000000"/>
-                <w:sz w:val="20"/>
-                <w:szCs w:val="20"/>
+                <w:sz w:val="18"/>
+                <w:szCs w:val="18"/>
               </w:rPr>
               <w:t>1090</w:t>
             </w:r>
@@ -6173,15 +6088,15 @@
               <w:jc w:val="both"/>
               <w:rPr>
                 <w:rFonts w:asciiTheme="majorHAnsi" w:hAnsiTheme="majorHAnsi" w:cstheme="majorHAnsi"/>
-                <w:sz w:val="20"/>
-                <w:szCs w:val="20"/>
-              </w:rPr>
-            </w:pPr>
-            <w:r>
-              <w:rPr>
-                <w:rFonts w:asciiTheme="majorHAnsi" w:hAnsiTheme="majorHAnsi" w:cstheme="majorHAnsi"/>
-                <w:sz w:val="20"/>
-                <w:szCs w:val="20"/>
+                <w:sz w:val="18"/>
+                <w:szCs w:val="18"/>
+              </w:rPr>
+            </w:pPr>
+            <w:r>
+              <w:rPr>
+                <w:rFonts w:asciiTheme="majorHAnsi" w:hAnsiTheme="majorHAnsi" w:cstheme="majorHAnsi"/>
+                <w:sz w:val="18"/>
+                <w:szCs w:val="18"/>
               </w:rPr>
               <w:t xml:space="preserve">Shaw, </w:t>
             </w:r>
@@ -6190,8 +6105,8 @@
                 <w:rFonts w:asciiTheme="majorHAnsi" w:hAnsiTheme="majorHAnsi" w:cstheme="majorHAnsi"/>
                 <w:i/>
                 <w:iCs/>
-                <w:sz w:val="20"/>
-                <w:szCs w:val="20"/>
+                <w:sz w:val="18"/>
+                <w:szCs w:val="18"/>
               </w:rPr>
               <w:t xml:space="preserve">Spain </w:t>
             </w:r>
@@ -6201,8 +6116,8 @@
                 <w:rFonts w:asciiTheme="majorHAnsi" w:hAnsiTheme="majorHAnsi" w:cstheme="majorHAnsi"/>
                 <w:i/>
                 <w:iCs/>
-                <w:sz w:val="20"/>
-                <w:szCs w:val="20"/>
+                <w:sz w:val="18"/>
+                <w:szCs w:val="18"/>
               </w:rPr>
               <w:t>of</w:t>
             </w:r>
@@ -6212,8 +6127,8 @@
                 <w:rFonts w:asciiTheme="majorHAnsi" w:hAnsiTheme="majorHAnsi" w:cstheme="majorHAnsi"/>
                 <w:i/>
                 <w:iCs/>
-                <w:sz w:val="20"/>
-                <w:szCs w:val="20"/>
+                <w:sz w:val="18"/>
+                <w:szCs w:val="18"/>
               </w:rPr>
               <w:t xml:space="preserve"> </w:t>
             </w:r>
@@ -6223,8 +6138,8 @@
                 <w:rFonts w:asciiTheme="majorHAnsi" w:hAnsiTheme="majorHAnsi" w:cstheme="majorHAnsi"/>
                 <w:i/>
                 <w:iCs/>
-                <w:sz w:val="20"/>
-                <w:szCs w:val="20"/>
+                <w:sz w:val="18"/>
+                <w:szCs w:val="18"/>
               </w:rPr>
               <w:t>to-day</w:t>
             </w:r>
@@ -6248,16 +6163,16 @@
               <w:jc w:val="both"/>
               <w:rPr>
                 <w:rFonts w:asciiTheme="majorHAnsi" w:hAnsiTheme="majorHAnsi" w:cstheme="majorHAnsi"/>
-                <w:sz w:val="20"/>
-                <w:szCs w:val="20"/>
+                <w:sz w:val="18"/>
+                <w:szCs w:val="18"/>
               </w:rPr>
             </w:pPr>
             <w:r>
               <w:rPr>
                 <w:rFonts w:asciiTheme="majorHAnsi" w:hAnsiTheme="majorHAnsi" w:cstheme="majorHAnsi"/>
                 <w:color w:val="000000"/>
-                <w:sz w:val="20"/>
-                <w:szCs w:val="20"/>
+                <w:sz w:val="18"/>
+                <w:szCs w:val="18"/>
               </w:rPr>
               <w:t>1056</w:t>
             </w:r>
@@ -6277,16 +6192,16 @@
               <w:jc w:val="both"/>
               <w:rPr>
                 <w:rFonts w:asciiTheme="majorHAnsi" w:hAnsiTheme="majorHAnsi" w:cstheme="majorHAnsi"/>
-                <w:sz w:val="20"/>
-                <w:szCs w:val="20"/>
+                <w:sz w:val="18"/>
+                <w:szCs w:val="18"/>
               </w:rPr>
             </w:pPr>
             <w:r>
               <w:rPr>
                 <w:rFonts w:asciiTheme="majorHAnsi" w:hAnsiTheme="majorHAnsi" w:cstheme="majorHAnsi"/>
                 <w:color w:val="000000"/>
-                <w:sz w:val="20"/>
-                <w:szCs w:val="20"/>
+                <w:sz w:val="18"/>
+                <w:szCs w:val="18"/>
               </w:rPr>
               <w:t>584</w:t>
             </w:r>
@@ -6309,15 +6224,15 @@
               <w:jc w:val="both"/>
               <w:rPr>
                 <w:rFonts w:asciiTheme="majorHAnsi" w:hAnsiTheme="majorHAnsi" w:cstheme="majorHAnsi"/>
-                <w:sz w:val="20"/>
-                <w:szCs w:val="20"/>
-              </w:rPr>
-            </w:pPr>
-            <w:r>
-              <w:rPr>
-                <w:rFonts w:asciiTheme="majorHAnsi" w:hAnsiTheme="majorHAnsi" w:cstheme="majorHAnsi"/>
-                <w:sz w:val="20"/>
-                <w:szCs w:val="20"/>
+                <w:sz w:val="18"/>
+                <w:szCs w:val="18"/>
+              </w:rPr>
+            </w:pPr>
+            <w:r>
+              <w:rPr>
+                <w:rFonts w:asciiTheme="majorHAnsi" w:hAnsiTheme="majorHAnsi" w:cstheme="majorHAnsi"/>
+                <w:sz w:val="18"/>
+                <w:szCs w:val="18"/>
               </w:rPr>
               <w:t>472</w:t>
             </w:r>
@@ -6340,15 +6255,15 @@
               <w:jc w:val="both"/>
               <w:rPr>
                 <w:rFonts w:asciiTheme="majorHAnsi" w:hAnsiTheme="majorHAnsi" w:cstheme="majorHAnsi"/>
-                <w:sz w:val="20"/>
-                <w:szCs w:val="20"/>
-              </w:rPr>
-            </w:pPr>
-            <w:r>
-              <w:rPr>
-                <w:rFonts w:asciiTheme="majorHAnsi" w:hAnsiTheme="majorHAnsi" w:cstheme="majorHAnsi"/>
-                <w:sz w:val="20"/>
-                <w:szCs w:val="20"/>
+                <w:sz w:val="18"/>
+                <w:szCs w:val="18"/>
+              </w:rPr>
+            </w:pPr>
+            <w:r>
+              <w:rPr>
+                <w:rFonts w:asciiTheme="majorHAnsi" w:hAnsiTheme="majorHAnsi" w:cstheme="majorHAnsi"/>
+                <w:sz w:val="18"/>
+                <w:szCs w:val="18"/>
               </w:rPr>
               <w:t>831</w:t>
             </w:r>
@@ -6368,15 +6283,15 @@
               <w:jc w:val="both"/>
               <w:rPr>
                 <w:rFonts w:asciiTheme="majorHAnsi" w:hAnsiTheme="majorHAnsi" w:cstheme="majorHAnsi"/>
-                <w:sz w:val="20"/>
-                <w:szCs w:val="20"/>
-              </w:rPr>
-            </w:pPr>
-            <w:r>
-              <w:rPr>
-                <w:rFonts w:asciiTheme="majorHAnsi" w:hAnsiTheme="majorHAnsi" w:cstheme="majorHAnsi"/>
-                <w:sz w:val="20"/>
-                <w:szCs w:val="20"/>
+                <w:sz w:val="18"/>
+                <w:szCs w:val="18"/>
+              </w:rPr>
+            </w:pPr>
+            <w:r>
+              <w:rPr>
+                <w:rFonts w:asciiTheme="majorHAnsi" w:hAnsiTheme="majorHAnsi" w:cstheme="majorHAnsi"/>
+                <w:sz w:val="18"/>
+                <w:szCs w:val="18"/>
               </w:rPr>
               <w:t>343</w:t>
             </w:r>
@@ -6396,16 +6311,16 @@
               <w:jc w:val="both"/>
               <w:rPr>
                 <w:rFonts w:asciiTheme="majorHAnsi" w:hAnsiTheme="majorHAnsi" w:cstheme="majorHAnsi"/>
-                <w:sz w:val="20"/>
-                <w:szCs w:val="20"/>
+                <w:sz w:val="18"/>
+                <w:szCs w:val="18"/>
               </w:rPr>
             </w:pPr>
             <w:r>
               <w:rPr>
                 <w:rFonts w:asciiTheme="majorHAnsi" w:hAnsiTheme="majorHAnsi" w:cstheme="majorHAnsi"/>
                 <w:color w:val="000000"/>
-                <w:sz w:val="20"/>
-                <w:szCs w:val="20"/>
+                <w:sz w:val="18"/>
+                <w:szCs w:val="18"/>
               </w:rPr>
               <w:t>488</w:t>
             </w:r>
@@ -6434,81 +6349,69 @@
               <w:jc w:val="both"/>
               <w:rPr>
                 <w:rFonts w:asciiTheme="majorHAnsi" w:hAnsiTheme="majorHAnsi" w:cstheme="majorHAnsi"/>
-                <w:sz w:val="20"/>
-                <w:szCs w:val="20"/>
-              </w:rPr>
-            </w:pPr>
-            <w:r>
-              <w:rPr>
-                <w:rFonts w:asciiTheme="majorHAnsi" w:hAnsiTheme="majorHAnsi" w:cstheme="majorHAnsi"/>
-                <w:sz w:val="20"/>
-                <w:szCs w:val="20"/>
+                <w:sz w:val="18"/>
+                <w:szCs w:val="18"/>
+              </w:rPr>
+            </w:pPr>
+            <w:r>
+              <w:rPr>
+                <w:rFonts w:asciiTheme="majorHAnsi" w:hAnsiTheme="majorHAnsi" w:cstheme="majorHAnsi"/>
+                <w:sz w:val="18"/>
+                <w:szCs w:val="18"/>
               </w:rPr>
               <w:t xml:space="preserve">Collins, </w:t>
             </w:r>
-            <w:proofErr w:type="spellStart"/>
             <w:r>
               <w:rPr>
                 <w:rFonts w:asciiTheme="majorHAnsi" w:hAnsiTheme="majorHAnsi" w:cstheme="majorHAnsi"/>
                 <w:i/>
                 <w:iCs/>
-                <w:sz w:val="20"/>
-                <w:szCs w:val="20"/>
-              </w:rPr>
-              <w:t>Cathedral</w:t>
-            </w:r>
-            <w:proofErr w:type="spellEnd"/>
+                <w:sz w:val="18"/>
+                <w:szCs w:val="18"/>
+              </w:rPr>
+              <w:t xml:space="preserve">Cathedral </w:t>
+            </w:r>
+            <w:proofErr w:type="spellStart"/>
             <w:r>
               <w:rPr>
                 <w:rFonts w:asciiTheme="majorHAnsi" w:hAnsiTheme="majorHAnsi" w:cstheme="majorHAnsi"/>
                 <w:i/>
                 <w:iCs/>
-                <w:sz w:val="20"/>
-                <w:szCs w:val="20"/>
-              </w:rPr>
-              <w:t xml:space="preserve"> </w:t>
-            </w:r>
-            <w:proofErr w:type="spellStart"/>
+                <w:sz w:val="18"/>
+                <w:szCs w:val="18"/>
+              </w:rPr>
+              <w:t>cities</w:t>
+            </w:r>
+            <w:proofErr w:type="spellEnd"/>
             <w:r>
               <w:rPr>
                 <w:rFonts w:asciiTheme="majorHAnsi" w:hAnsiTheme="majorHAnsi" w:cstheme="majorHAnsi"/>
                 <w:i/>
                 <w:iCs/>
-                <w:sz w:val="20"/>
-                <w:szCs w:val="20"/>
-              </w:rPr>
-              <w:t>cities</w:t>
-            </w:r>
-            <w:proofErr w:type="spellEnd"/>
+                <w:sz w:val="18"/>
+                <w:szCs w:val="18"/>
+              </w:rPr>
+              <w:t xml:space="preserve"> </w:t>
+            </w:r>
+            <w:proofErr w:type="spellStart"/>
             <w:r>
               <w:rPr>
                 <w:rFonts w:asciiTheme="majorHAnsi" w:hAnsiTheme="majorHAnsi" w:cstheme="majorHAnsi"/>
                 <w:i/>
                 <w:iCs/>
-                <w:sz w:val="20"/>
-                <w:szCs w:val="20"/>
-              </w:rPr>
-              <w:t xml:space="preserve"> </w:t>
-            </w:r>
-            <w:proofErr w:type="spellStart"/>
+                <w:sz w:val="18"/>
+                <w:szCs w:val="18"/>
+              </w:rPr>
+              <w:t>of</w:t>
+            </w:r>
+            <w:proofErr w:type="spellEnd"/>
             <w:r>
               <w:rPr>
                 <w:rFonts w:asciiTheme="majorHAnsi" w:hAnsiTheme="majorHAnsi" w:cstheme="majorHAnsi"/>
                 <w:i/>
                 <w:iCs/>
-                <w:sz w:val="20"/>
-                <w:szCs w:val="20"/>
-              </w:rPr>
-              <w:t>of</w:t>
-            </w:r>
-            <w:proofErr w:type="spellEnd"/>
-            <w:r>
-              <w:rPr>
-                <w:rFonts w:asciiTheme="majorHAnsi" w:hAnsiTheme="majorHAnsi" w:cstheme="majorHAnsi"/>
-                <w:i/>
-                <w:iCs/>
-                <w:sz w:val="20"/>
-                <w:szCs w:val="20"/>
+                <w:sz w:val="18"/>
+                <w:szCs w:val="18"/>
               </w:rPr>
               <w:t xml:space="preserve"> Spain</w:t>
             </w:r>
@@ -6531,16 +6434,16 @@
               <w:jc w:val="both"/>
               <w:rPr>
                 <w:rFonts w:asciiTheme="majorHAnsi" w:hAnsiTheme="majorHAnsi" w:cstheme="majorHAnsi"/>
-                <w:sz w:val="20"/>
-                <w:szCs w:val="20"/>
+                <w:sz w:val="18"/>
+                <w:szCs w:val="18"/>
               </w:rPr>
             </w:pPr>
             <w:r>
               <w:rPr>
                 <w:rFonts w:asciiTheme="majorHAnsi" w:hAnsiTheme="majorHAnsi" w:cstheme="majorHAnsi"/>
                 <w:color w:val="000000"/>
-                <w:sz w:val="20"/>
-                <w:szCs w:val="20"/>
+                <w:sz w:val="18"/>
+                <w:szCs w:val="18"/>
               </w:rPr>
               <w:t>954</w:t>
             </w:r>
@@ -6560,16 +6463,16 @@
               <w:jc w:val="both"/>
               <w:rPr>
                 <w:rFonts w:asciiTheme="majorHAnsi" w:hAnsiTheme="majorHAnsi" w:cstheme="majorHAnsi"/>
-                <w:sz w:val="20"/>
-                <w:szCs w:val="20"/>
+                <w:sz w:val="18"/>
+                <w:szCs w:val="18"/>
               </w:rPr>
             </w:pPr>
             <w:r>
               <w:rPr>
                 <w:rFonts w:asciiTheme="majorHAnsi" w:hAnsiTheme="majorHAnsi" w:cstheme="majorHAnsi"/>
                 <w:color w:val="000000"/>
-                <w:sz w:val="20"/>
-                <w:szCs w:val="20"/>
+                <w:sz w:val="18"/>
+                <w:szCs w:val="18"/>
               </w:rPr>
               <w:t>714</w:t>
             </w:r>
@@ -6592,15 +6495,15 @@
               <w:jc w:val="both"/>
               <w:rPr>
                 <w:rFonts w:asciiTheme="majorHAnsi" w:hAnsiTheme="majorHAnsi" w:cstheme="majorHAnsi"/>
-                <w:sz w:val="20"/>
-                <w:szCs w:val="20"/>
-              </w:rPr>
-            </w:pPr>
-            <w:r>
-              <w:rPr>
-                <w:rFonts w:asciiTheme="majorHAnsi" w:hAnsiTheme="majorHAnsi" w:cstheme="majorHAnsi"/>
-                <w:sz w:val="20"/>
-                <w:szCs w:val="20"/>
+                <w:sz w:val="18"/>
+                <w:szCs w:val="18"/>
+              </w:rPr>
+            </w:pPr>
+            <w:r>
+              <w:rPr>
+                <w:rFonts w:asciiTheme="majorHAnsi" w:hAnsiTheme="majorHAnsi" w:cstheme="majorHAnsi"/>
+                <w:sz w:val="18"/>
+                <w:szCs w:val="18"/>
               </w:rPr>
               <w:t>240</w:t>
             </w:r>
@@ -6623,15 +6526,15 @@
               <w:jc w:val="both"/>
               <w:rPr>
                 <w:rFonts w:asciiTheme="majorHAnsi" w:hAnsiTheme="majorHAnsi" w:cstheme="majorHAnsi"/>
-                <w:sz w:val="20"/>
-                <w:szCs w:val="20"/>
-              </w:rPr>
-            </w:pPr>
-            <w:r>
-              <w:rPr>
-                <w:rFonts w:asciiTheme="majorHAnsi" w:hAnsiTheme="majorHAnsi" w:cstheme="majorHAnsi"/>
-                <w:sz w:val="20"/>
-                <w:szCs w:val="20"/>
+                <w:sz w:val="18"/>
+                <w:szCs w:val="18"/>
+              </w:rPr>
+            </w:pPr>
+            <w:r>
+              <w:rPr>
+                <w:rFonts w:asciiTheme="majorHAnsi" w:hAnsiTheme="majorHAnsi" w:cstheme="majorHAnsi"/>
+                <w:sz w:val="18"/>
+                <w:szCs w:val="18"/>
               </w:rPr>
               <w:t>684</w:t>
             </w:r>
@@ -6651,15 +6554,15 @@
               <w:jc w:val="both"/>
               <w:rPr>
                 <w:rFonts w:asciiTheme="majorHAnsi" w:hAnsiTheme="majorHAnsi" w:cstheme="majorHAnsi"/>
-                <w:sz w:val="20"/>
-                <w:szCs w:val="20"/>
-              </w:rPr>
-            </w:pPr>
-            <w:r>
-              <w:rPr>
-                <w:rFonts w:asciiTheme="majorHAnsi" w:hAnsiTheme="majorHAnsi" w:cstheme="majorHAnsi"/>
-                <w:sz w:val="20"/>
-                <w:szCs w:val="20"/>
+                <w:sz w:val="18"/>
+                <w:szCs w:val="18"/>
+              </w:rPr>
+            </w:pPr>
+            <w:r>
+              <w:rPr>
+                <w:rFonts w:asciiTheme="majorHAnsi" w:hAnsiTheme="majorHAnsi" w:cstheme="majorHAnsi"/>
+                <w:sz w:val="18"/>
+                <w:szCs w:val="18"/>
               </w:rPr>
               <w:t>357</w:t>
             </w:r>
@@ -6679,16 +6582,16 @@
               <w:jc w:val="both"/>
               <w:rPr>
                 <w:rFonts w:asciiTheme="majorHAnsi" w:hAnsiTheme="majorHAnsi" w:cstheme="majorHAnsi"/>
-                <w:sz w:val="20"/>
-                <w:szCs w:val="20"/>
+                <w:sz w:val="18"/>
+                <w:szCs w:val="18"/>
               </w:rPr>
             </w:pPr>
             <w:r>
               <w:rPr>
                 <w:rFonts w:asciiTheme="majorHAnsi" w:hAnsiTheme="majorHAnsi" w:cstheme="majorHAnsi"/>
                 <w:color w:val="000000"/>
-                <w:sz w:val="20"/>
-                <w:szCs w:val="20"/>
+                <w:sz w:val="18"/>
+                <w:szCs w:val="18"/>
               </w:rPr>
               <w:t>327</w:t>
             </w:r>
@@ -6717,15 +6620,15 @@
               <w:jc w:val="both"/>
               <w:rPr>
                 <w:rFonts w:asciiTheme="majorHAnsi" w:hAnsiTheme="majorHAnsi" w:cstheme="majorHAnsi"/>
-                <w:sz w:val="20"/>
-                <w:szCs w:val="20"/>
-              </w:rPr>
-            </w:pPr>
-            <w:r>
-              <w:rPr>
-                <w:rFonts w:asciiTheme="majorHAnsi" w:hAnsiTheme="majorHAnsi" w:cstheme="majorHAnsi"/>
-                <w:sz w:val="20"/>
-                <w:szCs w:val="20"/>
+                <w:sz w:val="18"/>
+                <w:szCs w:val="18"/>
+              </w:rPr>
+            </w:pPr>
+            <w:r>
+              <w:rPr>
+                <w:rFonts w:asciiTheme="majorHAnsi" w:hAnsiTheme="majorHAnsi" w:cstheme="majorHAnsi"/>
+                <w:sz w:val="18"/>
+                <w:szCs w:val="18"/>
               </w:rPr>
               <w:t xml:space="preserve">Chapman y Buck, </w:t>
             </w:r>
@@ -6735,8 +6638,8 @@
                 <w:rFonts w:asciiTheme="majorHAnsi" w:hAnsiTheme="majorHAnsi" w:cstheme="majorHAnsi"/>
                 <w:i/>
                 <w:iCs/>
-                <w:sz w:val="20"/>
-                <w:szCs w:val="20"/>
+                <w:sz w:val="18"/>
+                <w:szCs w:val="18"/>
               </w:rPr>
               <w:t>Unexplored</w:t>
             </w:r>
@@ -6746,8 +6649,8 @@
                 <w:rFonts w:asciiTheme="majorHAnsi" w:hAnsiTheme="majorHAnsi" w:cstheme="majorHAnsi"/>
                 <w:i/>
                 <w:iCs/>
-                <w:sz w:val="20"/>
-                <w:szCs w:val="20"/>
+                <w:sz w:val="18"/>
+                <w:szCs w:val="18"/>
               </w:rPr>
               <w:t xml:space="preserve"> Spain</w:t>
             </w:r>
@@ -6771,16 +6674,16 @@
               <w:jc w:val="both"/>
               <w:rPr>
                 <w:rFonts w:asciiTheme="majorHAnsi" w:hAnsiTheme="majorHAnsi" w:cstheme="majorHAnsi"/>
-                <w:sz w:val="20"/>
-                <w:szCs w:val="20"/>
+                <w:sz w:val="18"/>
+                <w:szCs w:val="18"/>
               </w:rPr>
             </w:pPr>
             <w:r>
               <w:rPr>
                 <w:rFonts w:asciiTheme="majorHAnsi" w:hAnsiTheme="majorHAnsi" w:cstheme="majorHAnsi"/>
                 <w:color w:val="000000"/>
-                <w:sz w:val="20"/>
-                <w:szCs w:val="20"/>
+                <w:sz w:val="18"/>
+                <w:szCs w:val="18"/>
               </w:rPr>
               <w:t>3542</w:t>
             </w:r>
@@ -6801,16 +6704,16 @@
               <w:jc w:val="both"/>
               <w:rPr>
                 <w:rFonts w:asciiTheme="majorHAnsi" w:hAnsiTheme="majorHAnsi" w:cstheme="majorHAnsi"/>
-                <w:sz w:val="20"/>
-                <w:szCs w:val="20"/>
+                <w:sz w:val="18"/>
+                <w:szCs w:val="18"/>
               </w:rPr>
             </w:pPr>
             <w:r>
               <w:rPr>
                 <w:rFonts w:asciiTheme="majorHAnsi" w:hAnsiTheme="majorHAnsi" w:cstheme="majorHAnsi"/>
                 <w:color w:val="000000"/>
-                <w:sz w:val="20"/>
-                <w:szCs w:val="20"/>
+                <w:sz w:val="18"/>
+                <w:szCs w:val="18"/>
               </w:rPr>
               <w:t>3884</w:t>
             </w:r>
@@ -6834,15 +6737,15 @@
               <w:jc w:val="both"/>
               <w:rPr>
                 <w:rFonts w:asciiTheme="majorHAnsi" w:hAnsiTheme="majorHAnsi" w:cstheme="majorHAnsi"/>
-                <w:sz w:val="20"/>
-                <w:szCs w:val="20"/>
-              </w:rPr>
-            </w:pPr>
-            <w:r>
-              <w:rPr>
-                <w:rFonts w:asciiTheme="majorHAnsi" w:hAnsiTheme="majorHAnsi" w:cstheme="majorHAnsi"/>
-                <w:sz w:val="20"/>
-                <w:szCs w:val="20"/>
+                <w:sz w:val="18"/>
+                <w:szCs w:val="18"/>
+              </w:rPr>
+            </w:pPr>
+            <w:r>
+              <w:rPr>
+                <w:rFonts w:asciiTheme="majorHAnsi" w:hAnsiTheme="majorHAnsi" w:cstheme="majorHAnsi"/>
+                <w:sz w:val="18"/>
+                <w:szCs w:val="18"/>
               </w:rPr>
               <w:t>-342</w:t>
             </w:r>
@@ -6866,15 +6769,15 @@
               <w:jc w:val="both"/>
               <w:rPr>
                 <w:rFonts w:asciiTheme="majorHAnsi" w:hAnsiTheme="majorHAnsi" w:cstheme="majorHAnsi"/>
-                <w:sz w:val="20"/>
-                <w:szCs w:val="20"/>
-              </w:rPr>
-            </w:pPr>
-            <w:r>
-              <w:rPr>
-                <w:rFonts w:asciiTheme="majorHAnsi" w:hAnsiTheme="majorHAnsi" w:cstheme="majorHAnsi"/>
-                <w:sz w:val="20"/>
-                <w:szCs w:val="20"/>
+                <w:sz w:val="18"/>
+                <w:szCs w:val="18"/>
+              </w:rPr>
+            </w:pPr>
+            <w:r>
+              <w:rPr>
+                <w:rFonts w:asciiTheme="majorHAnsi" w:hAnsiTheme="majorHAnsi" w:cstheme="majorHAnsi"/>
+                <w:sz w:val="18"/>
+                <w:szCs w:val="18"/>
               </w:rPr>
               <w:t>2557</w:t>
             </w:r>
@@ -6895,15 +6798,15 @@
               <w:jc w:val="both"/>
               <w:rPr>
                 <w:rFonts w:asciiTheme="majorHAnsi" w:hAnsiTheme="majorHAnsi" w:cstheme="majorHAnsi"/>
-                <w:sz w:val="20"/>
-                <w:szCs w:val="20"/>
-              </w:rPr>
-            </w:pPr>
-            <w:r>
-              <w:rPr>
-                <w:rFonts w:asciiTheme="majorHAnsi" w:hAnsiTheme="majorHAnsi" w:cstheme="majorHAnsi"/>
-                <w:sz w:val="20"/>
-                <w:szCs w:val="20"/>
+                <w:sz w:val="18"/>
+                <w:szCs w:val="18"/>
+              </w:rPr>
+            </w:pPr>
+            <w:r>
+              <w:rPr>
+                <w:rFonts w:asciiTheme="majorHAnsi" w:hAnsiTheme="majorHAnsi" w:cstheme="majorHAnsi"/>
+                <w:sz w:val="18"/>
+                <w:szCs w:val="18"/>
               </w:rPr>
               <w:t>2368</w:t>
             </w:r>
@@ -6924,16 +6827,16 @@
               <w:jc w:val="both"/>
               <w:rPr>
                 <w:rFonts w:asciiTheme="majorHAnsi" w:hAnsiTheme="majorHAnsi" w:cstheme="majorHAnsi"/>
-                <w:sz w:val="20"/>
-                <w:szCs w:val="20"/>
+                <w:sz w:val="18"/>
+                <w:szCs w:val="18"/>
               </w:rPr>
             </w:pPr>
             <w:r>
               <w:rPr>
                 <w:rFonts w:asciiTheme="majorHAnsi" w:hAnsiTheme="majorHAnsi" w:cstheme="majorHAnsi"/>
                 <w:color w:val="000000"/>
-                <w:sz w:val="20"/>
-                <w:szCs w:val="20"/>
+                <w:sz w:val="18"/>
+                <w:szCs w:val="18"/>
               </w:rPr>
               <w:t>189</w:t>
             </w:r>
@@ -6964,15 +6867,15 @@
                 <w:rFonts w:asciiTheme="majorHAnsi" w:hAnsiTheme="majorHAnsi" w:cstheme="majorHAnsi"/>
                 <w:b/>
                 <w:bCs/>
-                <w:sz w:val="20"/>
-                <w:szCs w:val="20"/>
-              </w:rPr>
-            </w:pPr>
-            <w:r>
-              <w:rPr>
-                <w:rFonts w:asciiTheme="majorHAnsi" w:hAnsiTheme="majorHAnsi" w:cstheme="majorHAnsi"/>
-                <w:sz w:val="20"/>
-                <w:szCs w:val="20"/>
+                <w:sz w:val="18"/>
+                <w:szCs w:val="18"/>
+              </w:rPr>
+            </w:pPr>
+            <w:r>
+              <w:rPr>
+                <w:rFonts w:asciiTheme="majorHAnsi" w:hAnsiTheme="majorHAnsi" w:cstheme="majorHAnsi"/>
+                <w:sz w:val="18"/>
+                <w:szCs w:val="18"/>
               </w:rPr>
               <w:t xml:space="preserve">Boyle </w:t>
             </w:r>
@@ -6980,29 +6883,39 @@
             <w:r>
               <w:rPr>
                 <w:rFonts w:asciiTheme="majorHAnsi" w:hAnsiTheme="majorHAnsi" w:cstheme="majorHAnsi"/>
-                <w:sz w:val="20"/>
-                <w:szCs w:val="20"/>
-              </w:rPr>
-              <w:t>O`Reilly,</w:t>
+                <w:sz w:val="18"/>
+                <w:szCs w:val="18"/>
+              </w:rPr>
+              <w:t>O`</w:t>
+            </w:r>
+            <w:proofErr w:type="gramStart"/>
+            <w:r>
+              <w:rPr>
+                <w:rFonts w:asciiTheme="majorHAnsi" w:hAnsiTheme="majorHAnsi" w:cstheme="majorHAnsi"/>
+                <w:sz w:val="18"/>
+                <w:szCs w:val="18"/>
+              </w:rPr>
+              <w:t>Reilly,</w:t>
             </w:r>
             <w:r>
               <w:rPr>
                 <w:rFonts w:asciiTheme="majorHAnsi" w:hAnsiTheme="majorHAnsi" w:cstheme="majorHAnsi"/>
                 <w:i/>
                 <w:iCs/>
-                <w:sz w:val="20"/>
-                <w:szCs w:val="20"/>
+                <w:sz w:val="18"/>
+                <w:szCs w:val="18"/>
               </w:rPr>
               <w:t>Heroic</w:t>
             </w:r>
             <w:proofErr w:type="spellEnd"/>
+            <w:proofErr w:type="gramEnd"/>
             <w:r>
               <w:rPr>
                 <w:rFonts w:asciiTheme="majorHAnsi" w:hAnsiTheme="majorHAnsi" w:cstheme="majorHAnsi"/>
                 <w:i/>
                 <w:iCs/>
-                <w:sz w:val="20"/>
-                <w:szCs w:val="20"/>
+                <w:sz w:val="18"/>
+                <w:szCs w:val="18"/>
               </w:rPr>
               <w:t xml:space="preserve">  Spain</w:t>
             </w:r>
@@ -7027,16 +6940,16 @@
                 <w:rFonts w:asciiTheme="majorHAnsi" w:hAnsiTheme="majorHAnsi" w:cstheme="majorHAnsi"/>
                 <w:b/>
                 <w:bCs/>
-                <w:sz w:val="20"/>
-                <w:szCs w:val="20"/>
+                <w:sz w:val="18"/>
+                <w:szCs w:val="18"/>
               </w:rPr>
             </w:pPr>
             <w:r>
               <w:rPr>
                 <w:rFonts w:asciiTheme="majorHAnsi" w:hAnsiTheme="majorHAnsi" w:cstheme="majorHAnsi"/>
                 <w:color w:val="000000"/>
-                <w:sz w:val="20"/>
-                <w:szCs w:val="20"/>
+                <w:sz w:val="18"/>
+                <w:szCs w:val="18"/>
               </w:rPr>
               <w:t>1430</w:t>
             </w:r>
@@ -7058,16 +6971,16 @@
                 <w:rFonts w:asciiTheme="majorHAnsi" w:hAnsiTheme="majorHAnsi" w:cstheme="majorHAnsi"/>
                 <w:b/>
                 <w:bCs/>
-                <w:sz w:val="20"/>
-                <w:szCs w:val="20"/>
+                <w:sz w:val="18"/>
+                <w:szCs w:val="18"/>
               </w:rPr>
             </w:pPr>
             <w:r>
               <w:rPr>
                 <w:rFonts w:asciiTheme="majorHAnsi" w:hAnsiTheme="majorHAnsi" w:cstheme="majorHAnsi"/>
                 <w:color w:val="000000"/>
-                <w:sz w:val="20"/>
-                <w:szCs w:val="20"/>
+                <w:sz w:val="18"/>
+                <w:szCs w:val="18"/>
               </w:rPr>
               <w:t>870</w:t>
             </w:r>
@@ -7092,15 +7005,15 @@
                 <w:rFonts w:asciiTheme="majorHAnsi" w:hAnsiTheme="majorHAnsi" w:cstheme="majorHAnsi"/>
                 <w:b/>
                 <w:bCs/>
-                <w:sz w:val="20"/>
-                <w:szCs w:val="20"/>
-              </w:rPr>
-            </w:pPr>
-            <w:r>
-              <w:rPr>
-                <w:rFonts w:asciiTheme="majorHAnsi" w:hAnsiTheme="majorHAnsi" w:cstheme="majorHAnsi"/>
-                <w:sz w:val="20"/>
-                <w:szCs w:val="20"/>
+                <w:sz w:val="18"/>
+                <w:szCs w:val="18"/>
+              </w:rPr>
+            </w:pPr>
+            <w:r>
+              <w:rPr>
+                <w:rFonts w:asciiTheme="majorHAnsi" w:hAnsiTheme="majorHAnsi" w:cstheme="majorHAnsi"/>
+                <w:sz w:val="18"/>
+                <w:szCs w:val="18"/>
               </w:rPr>
               <w:t>560</w:t>
             </w:r>
@@ -7125,15 +7038,15 @@
                 <w:rFonts w:asciiTheme="majorHAnsi" w:hAnsiTheme="majorHAnsi" w:cstheme="majorHAnsi"/>
                 <w:b/>
                 <w:bCs/>
-                <w:sz w:val="20"/>
-                <w:szCs w:val="20"/>
-              </w:rPr>
-            </w:pPr>
-            <w:r>
-              <w:rPr>
-                <w:rFonts w:asciiTheme="majorHAnsi" w:hAnsiTheme="majorHAnsi" w:cstheme="majorHAnsi"/>
-                <w:sz w:val="20"/>
-                <w:szCs w:val="20"/>
+                <w:sz w:val="18"/>
+                <w:szCs w:val="18"/>
+              </w:rPr>
+            </w:pPr>
+            <w:r>
+              <w:rPr>
+                <w:rFonts w:asciiTheme="majorHAnsi" w:hAnsiTheme="majorHAnsi" w:cstheme="majorHAnsi"/>
+                <w:sz w:val="18"/>
+                <w:szCs w:val="18"/>
               </w:rPr>
               <w:t>989</w:t>
             </w:r>
@@ -7153,15 +7066,15 @@
               <w:jc w:val="both"/>
               <w:rPr>
                 <w:rFonts w:asciiTheme="majorHAnsi" w:hAnsiTheme="majorHAnsi" w:cstheme="majorHAnsi"/>
-                <w:sz w:val="20"/>
-                <w:szCs w:val="20"/>
-              </w:rPr>
-            </w:pPr>
-            <w:r>
-              <w:rPr>
-                <w:rFonts w:asciiTheme="majorHAnsi" w:hAnsiTheme="majorHAnsi" w:cstheme="majorHAnsi"/>
-                <w:sz w:val="20"/>
-                <w:szCs w:val="20"/>
+                <w:sz w:val="18"/>
+                <w:szCs w:val="18"/>
+              </w:rPr>
+            </w:pPr>
+            <w:r>
+              <w:rPr>
+                <w:rFonts w:asciiTheme="majorHAnsi" w:hAnsiTheme="majorHAnsi" w:cstheme="majorHAnsi"/>
+                <w:sz w:val="18"/>
+                <w:szCs w:val="18"/>
               </w:rPr>
               <w:t>472</w:t>
             </w:r>
@@ -7181,16 +7094,16 @@
               <w:jc w:val="both"/>
               <w:rPr>
                 <w:rFonts w:asciiTheme="majorHAnsi" w:hAnsiTheme="majorHAnsi" w:cstheme="majorHAnsi"/>
-                <w:sz w:val="20"/>
-                <w:szCs w:val="20"/>
+                <w:sz w:val="18"/>
+                <w:szCs w:val="18"/>
               </w:rPr>
             </w:pPr>
             <w:r>
               <w:rPr>
                 <w:rFonts w:asciiTheme="majorHAnsi" w:hAnsiTheme="majorHAnsi" w:cstheme="majorHAnsi"/>
                 <w:color w:val="000000"/>
-                <w:sz w:val="20"/>
-                <w:szCs w:val="20"/>
+                <w:sz w:val="18"/>
+                <w:szCs w:val="18"/>
               </w:rPr>
               <w:t>517</w:t>
             </w:r>
@@ -7219,15 +7132,15 @@
               <w:jc w:val="both"/>
               <w:rPr>
                 <w:rFonts w:asciiTheme="majorHAnsi" w:hAnsiTheme="majorHAnsi" w:cstheme="majorHAnsi"/>
-                <w:sz w:val="20"/>
-                <w:szCs w:val="20"/>
-              </w:rPr>
-            </w:pPr>
-            <w:r>
-              <w:rPr>
-                <w:rFonts w:asciiTheme="majorHAnsi" w:hAnsiTheme="majorHAnsi" w:cstheme="majorHAnsi"/>
-                <w:sz w:val="20"/>
-                <w:szCs w:val="20"/>
+                <w:sz w:val="18"/>
+                <w:szCs w:val="18"/>
+              </w:rPr>
+            </w:pPr>
+            <w:r>
+              <w:rPr>
+                <w:rFonts w:asciiTheme="majorHAnsi" w:hAnsiTheme="majorHAnsi" w:cstheme="majorHAnsi"/>
+                <w:sz w:val="18"/>
+                <w:szCs w:val="18"/>
               </w:rPr>
               <w:t xml:space="preserve">Franck, </w:t>
             </w:r>
@@ -7235,8 +7148,8 @@
             <w:r>
               <w:rPr>
                 <w:rFonts w:asciiTheme="majorHAnsi" w:hAnsiTheme="majorHAnsi" w:cstheme="majorHAnsi"/>
-                <w:sz w:val="20"/>
-                <w:szCs w:val="20"/>
+                <w:sz w:val="18"/>
+                <w:szCs w:val="18"/>
               </w:rPr>
               <w:t>Four</w:t>
             </w:r>
@@ -7244,8 +7157,8 @@
             <w:r>
               <w:rPr>
                 <w:rFonts w:asciiTheme="majorHAnsi" w:hAnsiTheme="majorHAnsi" w:cstheme="majorHAnsi"/>
-                <w:sz w:val="20"/>
-                <w:szCs w:val="20"/>
+                <w:sz w:val="18"/>
+                <w:szCs w:val="18"/>
               </w:rPr>
               <w:t xml:space="preserve"> </w:t>
             </w:r>
@@ -7253,8 +7166,8 @@
             <w:r>
               <w:rPr>
                 <w:rFonts w:asciiTheme="majorHAnsi" w:hAnsiTheme="majorHAnsi" w:cstheme="majorHAnsi"/>
-                <w:sz w:val="20"/>
-                <w:szCs w:val="20"/>
+                <w:sz w:val="18"/>
+                <w:szCs w:val="18"/>
               </w:rPr>
               <w:t>months</w:t>
             </w:r>
@@ -7262,8 +7175,8 @@
             <w:r>
               <w:rPr>
                 <w:rFonts w:asciiTheme="majorHAnsi" w:hAnsiTheme="majorHAnsi" w:cstheme="majorHAnsi"/>
-                <w:sz w:val="20"/>
-                <w:szCs w:val="20"/>
+                <w:sz w:val="18"/>
+                <w:szCs w:val="18"/>
               </w:rPr>
               <w:t xml:space="preserve"> </w:t>
             </w:r>
@@ -7271,8 +7184,8 @@
             <w:r>
               <w:rPr>
                 <w:rFonts w:asciiTheme="majorHAnsi" w:hAnsiTheme="majorHAnsi" w:cstheme="majorHAnsi"/>
-                <w:sz w:val="20"/>
-                <w:szCs w:val="20"/>
+                <w:sz w:val="18"/>
+                <w:szCs w:val="18"/>
               </w:rPr>
               <w:t>afoot</w:t>
             </w:r>
@@ -7280,8 +7193,8 @@
             <w:r>
               <w:rPr>
                 <w:rFonts w:asciiTheme="majorHAnsi" w:hAnsiTheme="majorHAnsi" w:cstheme="majorHAnsi"/>
-                <w:sz w:val="20"/>
-                <w:szCs w:val="20"/>
+                <w:sz w:val="18"/>
+                <w:szCs w:val="18"/>
               </w:rPr>
               <w:t xml:space="preserve"> in Spain</w:t>
             </w:r>
@@ -7304,16 +7217,16 @@
               <w:jc w:val="both"/>
               <w:rPr>
                 <w:rFonts w:asciiTheme="majorHAnsi" w:hAnsiTheme="majorHAnsi" w:cstheme="majorHAnsi"/>
-                <w:sz w:val="20"/>
-                <w:szCs w:val="20"/>
+                <w:sz w:val="18"/>
+                <w:szCs w:val="18"/>
               </w:rPr>
             </w:pPr>
             <w:r>
               <w:rPr>
                 <w:rFonts w:asciiTheme="majorHAnsi" w:hAnsiTheme="majorHAnsi" w:cstheme="majorHAnsi"/>
                 <w:color w:val="000000"/>
-                <w:sz w:val="20"/>
-                <w:szCs w:val="20"/>
+                <w:sz w:val="18"/>
+                <w:szCs w:val="18"/>
               </w:rPr>
               <w:t>1495</w:t>
             </w:r>
@@ -7333,16 +7246,16 @@
               <w:jc w:val="both"/>
               <w:rPr>
                 <w:rFonts w:asciiTheme="majorHAnsi" w:hAnsiTheme="majorHAnsi" w:cstheme="majorHAnsi"/>
-                <w:sz w:val="20"/>
-                <w:szCs w:val="20"/>
+                <w:sz w:val="18"/>
+                <w:szCs w:val="18"/>
               </w:rPr>
             </w:pPr>
             <w:r>
               <w:rPr>
                 <w:rFonts w:asciiTheme="majorHAnsi" w:hAnsiTheme="majorHAnsi" w:cstheme="majorHAnsi"/>
                 <w:color w:val="000000"/>
-                <w:sz w:val="20"/>
-                <w:szCs w:val="20"/>
+                <w:sz w:val="18"/>
+                <w:szCs w:val="18"/>
               </w:rPr>
               <w:t>1303</w:t>
             </w:r>
@@ -7365,15 +7278,15 @@
               <w:jc w:val="both"/>
               <w:rPr>
                 <w:rFonts w:asciiTheme="majorHAnsi" w:hAnsiTheme="majorHAnsi" w:cstheme="majorHAnsi"/>
-                <w:sz w:val="20"/>
-                <w:szCs w:val="20"/>
-              </w:rPr>
-            </w:pPr>
-            <w:r>
-              <w:rPr>
-                <w:rFonts w:asciiTheme="majorHAnsi" w:hAnsiTheme="majorHAnsi" w:cstheme="majorHAnsi"/>
-                <w:sz w:val="20"/>
-                <w:szCs w:val="20"/>
+                <w:sz w:val="18"/>
+                <w:szCs w:val="18"/>
+              </w:rPr>
+            </w:pPr>
+            <w:r>
+              <w:rPr>
+                <w:rFonts w:asciiTheme="majorHAnsi" w:hAnsiTheme="majorHAnsi" w:cstheme="majorHAnsi"/>
+                <w:sz w:val="18"/>
+                <w:szCs w:val="18"/>
               </w:rPr>
               <w:t>192</w:t>
             </w:r>
@@ -7396,15 +7309,15 @@
               <w:jc w:val="both"/>
               <w:rPr>
                 <w:rFonts w:asciiTheme="majorHAnsi" w:hAnsiTheme="majorHAnsi" w:cstheme="majorHAnsi"/>
-                <w:sz w:val="20"/>
-                <w:szCs w:val="20"/>
-              </w:rPr>
-            </w:pPr>
-            <w:r>
-              <w:rPr>
-                <w:rFonts w:asciiTheme="majorHAnsi" w:hAnsiTheme="majorHAnsi" w:cstheme="majorHAnsi"/>
-                <w:sz w:val="20"/>
-                <w:szCs w:val="20"/>
+                <w:sz w:val="18"/>
+                <w:szCs w:val="18"/>
+              </w:rPr>
+            </w:pPr>
+            <w:r>
+              <w:rPr>
+                <w:rFonts w:asciiTheme="majorHAnsi" w:hAnsiTheme="majorHAnsi" w:cstheme="majorHAnsi"/>
+                <w:sz w:val="18"/>
+                <w:szCs w:val="18"/>
               </w:rPr>
               <w:t>1166</w:t>
             </w:r>
@@ -7424,15 +7337,15 @@
               <w:jc w:val="both"/>
               <w:rPr>
                 <w:rFonts w:asciiTheme="majorHAnsi" w:hAnsiTheme="majorHAnsi" w:cstheme="majorHAnsi"/>
-                <w:sz w:val="20"/>
-                <w:szCs w:val="20"/>
-              </w:rPr>
-            </w:pPr>
-            <w:r>
-              <w:rPr>
-                <w:rFonts w:asciiTheme="majorHAnsi" w:hAnsiTheme="majorHAnsi" w:cstheme="majorHAnsi"/>
-                <w:sz w:val="20"/>
-                <w:szCs w:val="20"/>
+                <w:sz w:val="18"/>
+                <w:szCs w:val="18"/>
+              </w:rPr>
+            </w:pPr>
+            <w:r>
+              <w:rPr>
+                <w:rFonts w:asciiTheme="majorHAnsi" w:hAnsiTheme="majorHAnsi" w:cstheme="majorHAnsi"/>
+                <w:sz w:val="18"/>
+                <w:szCs w:val="18"/>
               </w:rPr>
               <w:t>877</w:t>
             </w:r>
@@ -7453,16 +7366,16 @@
               <w:jc w:val="both"/>
               <w:rPr>
                 <w:rFonts w:asciiTheme="majorHAnsi" w:hAnsiTheme="majorHAnsi" w:cstheme="majorHAnsi"/>
-                <w:sz w:val="20"/>
-                <w:szCs w:val="20"/>
+                <w:sz w:val="18"/>
+                <w:szCs w:val="18"/>
               </w:rPr>
             </w:pPr>
             <w:r>
               <w:rPr>
                 <w:rFonts w:asciiTheme="majorHAnsi" w:hAnsiTheme="majorHAnsi" w:cstheme="majorHAnsi"/>
                 <w:color w:val="000000"/>
-                <w:sz w:val="20"/>
-                <w:szCs w:val="20"/>
+                <w:sz w:val="18"/>
+                <w:szCs w:val="18"/>
               </w:rPr>
               <w:t>289</w:t>
             </w:r>
@@ -7491,48 +7404,59 @@
               <w:jc w:val="both"/>
               <w:rPr>
                 <w:rFonts w:asciiTheme="majorHAnsi" w:hAnsiTheme="majorHAnsi" w:cstheme="majorHAnsi"/>
-                <w:sz w:val="20"/>
-                <w:szCs w:val="20"/>
-              </w:rPr>
-            </w:pPr>
-            <w:r>
-              <w:rPr>
-                <w:rFonts w:asciiTheme="majorHAnsi" w:hAnsiTheme="majorHAnsi" w:cstheme="majorHAnsi"/>
-                <w:sz w:val="20"/>
-                <w:szCs w:val="20"/>
-              </w:rPr>
-              <w:lastRenderedPageBreak/>
+                <w:sz w:val="18"/>
+                <w:szCs w:val="18"/>
+              </w:rPr>
+            </w:pPr>
+            <w:r>
+              <w:rPr>
+                <w:rFonts w:asciiTheme="majorHAnsi" w:hAnsiTheme="majorHAnsi" w:cstheme="majorHAnsi"/>
+                <w:sz w:val="18"/>
+                <w:szCs w:val="18"/>
+              </w:rPr>
               <w:t xml:space="preserve">Hartley, </w:t>
             </w:r>
+            <w:proofErr w:type="spellStart"/>
             <w:r>
               <w:rPr>
                 <w:rFonts w:asciiTheme="majorHAnsi" w:hAnsiTheme="majorHAnsi" w:cstheme="majorHAnsi"/>
                 <w:i/>
                 <w:iCs/>
-                <w:sz w:val="20"/>
-                <w:szCs w:val="20"/>
-              </w:rPr>
-              <w:t xml:space="preserve">Things </w:t>
-            </w:r>
-            <w:proofErr w:type="spellStart"/>
+                <w:sz w:val="18"/>
+                <w:szCs w:val="18"/>
+              </w:rPr>
+              <w:t>Things</w:t>
+            </w:r>
+            <w:proofErr w:type="spellEnd"/>
             <w:r>
               <w:rPr>
                 <w:rFonts w:asciiTheme="majorHAnsi" w:hAnsiTheme="majorHAnsi" w:cstheme="majorHAnsi"/>
                 <w:i/>
                 <w:iCs/>
-                <w:sz w:val="20"/>
-                <w:szCs w:val="20"/>
-              </w:rPr>
-              <w:t>seen</w:t>
-            </w:r>
-            <w:proofErr w:type="spellEnd"/>
+                <w:sz w:val="18"/>
+                <w:szCs w:val="18"/>
+              </w:rPr>
+              <w:t xml:space="preserve"> </w:t>
+            </w:r>
+            <w:proofErr w:type="spellStart"/>
             <w:r>
               <w:rPr>
                 <w:rFonts w:asciiTheme="majorHAnsi" w:hAnsiTheme="majorHAnsi" w:cstheme="majorHAnsi"/>
                 <w:i/>
                 <w:iCs/>
-                <w:sz w:val="20"/>
-                <w:szCs w:val="20"/>
+                <w:sz w:val="18"/>
+                <w:szCs w:val="18"/>
+              </w:rPr>
+              <w:t>seen</w:t>
+            </w:r>
+            <w:proofErr w:type="spellEnd"/>
+            <w:r>
+              <w:rPr>
+                <w:rFonts w:asciiTheme="majorHAnsi" w:hAnsiTheme="majorHAnsi" w:cstheme="majorHAnsi"/>
+                <w:i/>
+                <w:iCs/>
+                <w:sz w:val="18"/>
+                <w:szCs w:val="18"/>
               </w:rPr>
               <w:t xml:space="preserve"> in Spain</w:t>
             </w:r>
@@ -7555,16 +7479,16 @@
               <w:jc w:val="both"/>
               <w:rPr>
                 <w:rFonts w:asciiTheme="majorHAnsi" w:hAnsiTheme="majorHAnsi" w:cstheme="majorHAnsi"/>
-                <w:sz w:val="20"/>
-                <w:szCs w:val="20"/>
+                <w:sz w:val="18"/>
+                <w:szCs w:val="18"/>
               </w:rPr>
             </w:pPr>
             <w:r>
               <w:rPr>
                 <w:rFonts w:asciiTheme="majorHAnsi" w:hAnsiTheme="majorHAnsi" w:cstheme="majorHAnsi"/>
                 <w:color w:val="000000"/>
-                <w:sz w:val="20"/>
-                <w:szCs w:val="20"/>
+                <w:sz w:val="18"/>
+                <w:szCs w:val="18"/>
               </w:rPr>
               <w:t>1362</w:t>
             </w:r>
@@ -7584,16 +7508,16 @@
               <w:jc w:val="both"/>
               <w:rPr>
                 <w:rFonts w:asciiTheme="majorHAnsi" w:hAnsiTheme="majorHAnsi" w:cstheme="majorHAnsi"/>
-                <w:sz w:val="20"/>
-                <w:szCs w:val="20"/>
+                <w:sz w:val="18"/>
+                <w:szCs w:val="18"/>
               </w:rPr>
             </w:pPr>
             <w:r>
               <w:rPr>
                 <w:rFonts w:asciiTheme="majorHAnsi" w:hAnsiTheme="majorHAnsi" w:cstheme="majorHAnsi"/>
                 <w:color w:val="000000"/>
-                <w:sz w:val="20"/>
-                <w:szCs w:val="20"/>
+                <w:sz w:val="18"/>
+                <w:szCs w:val="18"/>
               </w:rPr>
               <w:t>1333</w:t>
             </w:r>
@@ -7617,15 +7541,15 @@
               <w:jc w:val="both"/>
               <w:rPr>
                 <w:rFonts w:asciiTheme="majorHAnsi" w:hAnsiTheme="majorHAnsi" w:cstheme="majorHAnsi"/>
-                <w:sz w:val="20"/>
-                <w:szCs w:val="20"/>
-              </w:rPr>
-            </w:pPr>
-            <w:r>
-              <w:rPr>
-                <w:rFonts w:asciiTheme="majorHAnsi" w:hAnsiTheme="majorHAnsi" w:cstheme="majorHAnsi"/>
-                <w:sz w:val="20"/>
-                <w:szCs w:val="20"/>
+                <w:sz w:val="18"/>
+                <w:szCs w:val="18"/>
+              </w:rPr>
+            </w:pPr>
+            <w:r>
+              <w:rPr>
+                <w:rFonts w:asciiTheme="majorHAnsi" w:hAnsiTheme="majorHAnsi" w:cstheme="majorHAnsi"/>
+                <w:sz w:val="18"/>
+                <w:szCs w:val="18"/>
               </w:rPr>
               <w:t>29</w:t>
             </w:r>
@@ -7648,15 +7572,15 @@
               <w:jc w:val="both"/>
               <w:rPr>
                 <w:rFonts w:asciiTheme="majorHAnsi" w:hAnsiTheme="majorHAnsi" w:cstheme="majorHAnsi"/>
-                <w:sz w:val="20"/>
-                <w:szCs w:val="20"/>
-              </w:rPr>
-            </w:pPr>
-            <w:r>
-              <w:rPr>
-                <w:rFonts w:asciiTheme="majorHAnsi" w:hAnsiTheme="majorHAnsi" w:cstheme="majorHAnsi"/>
-                <w:sz w:val="20"/>
-                <w:szCs w:val="20"/>
+                <w:sz w:val="18"/>
+                <w:szCs w:val="18"/>
+              </w:rPr>
+            </w:pPr>
+            <w:r>
+              <w:rPr>
+                <w:rFonts w:asciiTheme="majorHAnsi" w:hAnsiTheme="majorHAnsi" w:cstheme="majorHAnsi"/>
+                <w:sz w:val="18"/>
+                <w:szCs w:val="18"/>
               </w:rPr>
               <w:t>965</w:t>
             </w:r>
@@ -7676,15 +7600,15 @@
               <w:jc w:val="both"/>
               <w:rPr>
                 <w:rFonts w:asciiTheme="majorHAnsi" w:hAnsiTheme="majorHAnsi" w:cstheme="majorHAnsi"/>
-                <w:sz w:val="20"/>
-                <w:szCs w:val="20"/>
-              </w:rPr>
-            </w:pPr>
-            <w:r>
-              <w:rPr>
-                <w:rFonts w:asciiTheme="majorHAnsi" w:hAnsiTheme="majorHAnsi" w:cstheme="majorHAnsi"/>
-                <w:sz w:val="20"/>
-                <w:szCs w:val="20"/>
+                <w:sz w:val="18"/>
+                <w:szCs w:val="18"/>
+              </w:rPr>
+            </w:pPr>
+            <w:r>
+              <w:rPr>
+                <w:rFonts w:asciiTheme="majorHAnsi" w:hAnsiTheme="majorHAnsi" w:cstheme="majorHAnsi"/>
+                <w:sz w:val="18"/>
+                <w:szCs w:val="18"/>
               </w:rPr>
               <w:t>365</w:t>
             </w:r>
@@ -7704,16 +7628,16 @@
               <w:jc w:val="both"/>
               <w:rPr>
                 <w:rFonts w:asciiTheme="majorHAnsi" w:hAnsiTheme="majorHAnsi" w:cstheme="majorHAnsi"/>
-                <w:sz w:val="20"/>
-                <w:szCs w:val="20"/>
+                <w:sz w:val="18"/>
+                <w:szCs w:val="18"/>
               </w:rPr>
             </w:pPr>
             <w:r>
               <w:rPr>
                 <w:rFonts w:asciiTheme="majorHAnsi" w:hAnsiTheme="majorHAnsi" w:cstheme="majorHAnsi"/>
                 <w:color w:val="000000"/>
-                <w:sz w:val="20"/>
-                <w:szCs w:val="20"/>
+                <w:sz w:val="18"/>
+                <w:szCs w:val="18"/>
               </w:rPr>
               <w:t>600</w:t>
             </w:r>
@@ -7742,15 +7666,15 @@
               <w:jc w:val="both"/>
               <w:rPr>
                 <w:rFonts w:asciiTheme="majorHAnsi" w:hAnsiTheme="majorHAnsi" w:cstheme="majorHAnsi"/>
-                <w:sz w:val="20"/>
-                <w:szCs w:val="20"/>
-              </w:rPr>
-            </w:pPr>
-            <w:r>
-              <w:rPr>
-                <w:rFonts w:asciiTheme="majorHAnsi" w:hAnsiTheme="majorHAnsi" w:cstheme="majorHAnsi"/>
-                <w:sz w:val="20"/>
-                <w:szCs w:val="20"/>
+                <w:sz w:val="18"/>
+                <w:szCs w:val="18"/>
+              </w:rPr>
+            </w:pPr>
+            <w:r>
+              <w:rPr>
+                <w:rFonts w:asciiTheme="majorHAnsi" w:hAnsiTheme="majorHAnsi" w:cstheme="majorHAnsi"/>
+                <w:sz w:val="18"/>
+                <w:szCs w:val="18"/>
               </w:rPr>
               <w:t xml:space="preserve">Howells, </w:t>
             </w:r>
@@ -7760,8 +7684,8 @@
                 <w:rFonts w:asciiTheme="majorHAnsi" w:hAnsiTheme="majorHAnsi" w:cstheme="majorHAnsi"/>
                 <w:i/>
                 <w:iCs/>
-                <w:sz w:val="20"/>
-                <w:szCs w:val="20"/>
+                <w:sz w:val="18"/>
+                <w:szCs w:val="18"/>
               </w:rPr>
               <w:t>Family</w:t>
             </w:r>
@@ -7771,8 +7695,8 @@
                 <w:rFonts w:asciiTheme="majorHAnsi" w:hAnsiTheme="majorHAnsi" w:cstheme="majorHAnsi"/>
                 <w:i/>
                 <w:iCs/>
-                <w:sz w:val="20"/>
-                <w:szCs w:val="20"/>
+                <w:sz w:val="18"/>
+                <w:szCs w:val="18"/>
               </w:rPr>
               <w:t xml:space="preserve"> </w:t>
             </w:r>
@@ -7782,8 +7706,8 @@
                 <w:rFonts w:asciiTheme="majorHAnsi" w:hAnsiTheme="majorHAnsi" w:cstheme="majorHAnsi"/>
                 <w:i/>
                 <w:iCs/>
-                <w:sz w:val="20"/>
-                <w:szCs w:val="20"/>
+                <w:sz w:val="18"/>
+                <w:szCs w:val="18"/>
               </w:rPr>
               <w:t>spanish</w:t>
             </w:r>
@@ -7793,8 +7717,8 @@
                 <w:rFonts w:asciiTheme="majorHAnsi" w:hAnsiTheme="majorHAnsi" w:cstheme="majorHAnsi"/>
                 <w:i/>
                 <w:iCs/>
-                <w:sz w:val="20"/>
-                <w:szCs w:val="20"/>
+                <w:sz w:val="18"/>
+                <w:szCs w:val="18"/>
               </w:rPr>
               <w:t xml:space="preserve"> </w:t>
             </w:r>
@@ -7804,8 +7728,8 @@
                 <w:rFonts w:asciiTheme="majorHAnsi" w:hAnsiTheme="majorHAnsi" w:cstheme="majorHAnsi"/>
                 <w:i/>
                 <w:iCs/>
-                <w:sz w:val="20"/>
-                <w:szCs w:val="20"/>
+                <w:sz w:val="18"/>
+                <w:szCs w:val="18"/>
               </w:rPr>
               <w:t>travel</w:t>
             </w:r>
@@ -7830,16 +7754,16 @@
               <w:jc w:val="both"/>
               <w:rPr>
                 <w:rFonts w:asciiTheme="majorHAnsi" w:hAnsiTheme="majorHAnsi" w:cstheme="majorHAnsi"/>
-                <w:sz w:val="20"/>
-                <w:szCs w:val="20"/>
+                <w:sz w:val="18"/>
+                <w:szCs w:val="18"/>
               </w:rPr>
             </w:pPr>
             <w:r>
               <w:rPr>
                 <w:rFonts w:asciiTheme="majorHAnsi" w:hAnsiTheme="majorHAnsi" w:cstheme="majorHAnsi"/>
                 <w:color w:val="000000"/>
-                <w:sz w:val="20"/>
-                <w:szCs w:val="20"/>
+                <w:sz w:val="18"/>
+                <w:szCs w:val="18"/>
               </w:rPr>
               <w:t>3897</w:t>
             </w:r>
@@ -7860,16 +7784,16 @@
               <w:jc w:val="both"/>
               <w:rPr>
                 <w:rFonts w:asciiTheme="majorHAnsi" w:hAnsiTheme="majorHAnsi" w:cstheme="majorHAnsi"/>
-                <w:sz w:val="20"/>
-                <w:szCs w:val="20"/>
+                <w:sz w:val="18"/>
+                <w:szCs w:val="18"/>
               </w:rPr>
             </w:pPr>
             <w:r>
               <w:rPr>
                 <w:rFonts w:asciiTheme="majorHAnsi" w:hAnsiTheme="majorHAnsi" w:cstheme="majorHAnsi"/>
                 <w:color w:val="000000"/>
-                <w:sz w:val="20"/>
-                <w:szCs w:val="20"/>
+                <w:sz w:val="18"/>
+                <w:szCs w:val="18"/>
               </w:rPr>
               <w:t>2344</w:t>
             </w:r>
@@ -7893,15 +7817,15 @@
               <w:jc w:val="both"/>
               <w:rPr>
                 <w:rFonts w:asciiTheme="majorHAnsi" w:hAnsiTheme="majorHAnsi" w:cstheme="majorHAnsi"/>
-                <w:sz w:val="20"/>
-                <w:szCs w:val="20"/>
-              </w:rPr>
-            </w:pPr>
-            <w:r>
-              <w:rPr>
-                <w:rFonts w:asciiTheme="majorHAnsi" w:hAnsiTheme="majorHAnsi" w:cstheme="majorHAnsi"/>
-                <w:sz w:val="20"/>
-                <w:szCs w:val="20"/>
+                <w:sz w:val="18"/>
+                <w:szCs w:val="18"/>
+              </w:rPr>
+            </w:pPr>
+            <w:r>
+              <w:rPr>
+                <w:rFonts w:asciiTheme="majorHAnsi" w:hAnsiTheme="majorHAnsi" w:cstheme="majorHAnsi"/>
+                <w:sz w:val="18"/>
+                <w:szCs w:val="18"/>
               </w:rPr>
               <w:t>1553</w:t>
             </w:r>
@@ -7925,15 +7849,15 @@
               <w:jc w:val="both"/>
               <w:rPr>
                 <w:rFonts w:asciiTheme="majorHAnsi" w:hAnsiTheme="majorHAnsi" w:cstheme="majorHAnsi"/>
-                <w:sz w:val="20"/>
-                <w:szCs w:val="20"/>
-              </w:rPr>
-            </w:pPr>
-            <w:r>
-              <w:rPr>
-                <w:rFonts w:asciiTheme="majorHAnsi" w:hAnsiTheme="majorHAnsi" w:cstheme="majorHAnsi"/>
-                <w:sz w:val="20"/>
-                <w:szCs w:val="20"/>
+                <w:sz w:val="18"/>
+                <w:szCs w:val="18"/>
+              </w:rPr>
+            </w:pPr>
+            <w:r>
+              <w:rPr>
+                <w:rFonts w:asciiTheme="majorHAnsi" w:hAnsiTheme="majorHAnsi" w:cstheme="majorHAnsi"/>
+                <w:sz w:val="18"/>
+                <w:szCs w:val="18"/>
               </w:rPr>
               <w:t>2641</w:t>
             </w:r>
@@ -7954,15 +7878,15 @@
               <w:jc w:val="both"/>
               <w:rPr>
                 <w:rFonts w:asciiTheme="majorHAnsi" w:hAnsiTheme="majorHAnsi" w:cstheme="majorHAnsi"/>
-                <w:sz w:val="20"/>
-                <w:szCs w:val="20"/>
-              </w:rPr>
-            </w:pPr>
-            <w:r>
-              <w:rPr>
-                <w:rFonts w:asciiTheme="majorHAnsi" w:hAnsiTheme="majorHAnsi" w:cstheme="majorHAnsi"/>
-                <w:sz w:val="20"/>
-                <w:szCs w:val="20"/>
+                <w:sz w:val="18"/>
+                <w:szCs w:val="18"/>
+              </w:rPr>
+            </w:pPr>
+            <w:r>
+              <w:rPr>
+                <w:rFonts w:asciiTheme="majorHAnsi" w:hAnsiTheme="majorHAnsi" w:cstheme="majorHAnsi"/>
+                <w:sz w:val="18"/>
+                <w:szCs w:val="18"/>
               </w:rPr>
               <w:t>1313</w:t>
             </w:r>
@@ -7983,16 +7907,16 @@
               <w:jc w:val="both"/>
               <w:rPr>
                 <w:rFonts w:asciiTheme="majorHAnsi" w:hAnsiTheme="majorHAnsi" w:cstheme="majorHAnsi"/>
-                <w:sz w:val="20"/>
-                <w:szCs w:val="20"/>
+                <w:sz w:val="18"/>
+                <w:szCs w:val="18"/>
               </w:rPr>
             </w:pPr>
             <w:r>
               <w:rPr>
                 <w:rFonts w:asciiTheme="majorHAnsi" w:hAnsiTheme="majorHAnsi" w:cstheme="majorHAnsi"/>
                 <w:color w:val="000000"/>
-                <w:sz w:val="20"/>
-                <w:szCs w:val="20"/>
+                <w:sz w:val="18"/>
+                <w:szCs w:val="18"/>
               </w:rPr>
               <w:t>1328</w:t>
             </w:r>
@@ -8021,24 +7945,25 @@
               <w:jc w:val="both"/>
               <w:rPr>
                 <w:rFonts w:asciiTheme="majorHAnsi" w:hAnsiTheme="majorHAnsi" w:cstheme="majorHAnsi"/>
-                <w:sz w:val="20"/>
-                <w:szCs w:val="20"/>
-              </w:rPr>
-            </w:pPr>
-            <w:r>
-              <w:rPr>
-                <w:rFonts w:asciiTheme="majorHAnsi" w:hAnsiTheme="majorHAnsi" w:cstheme="majorHAnsi"/>
-                <w:sz w:val="20"/>
-                <w:szCs w:val="20"/>
+                <w:sz w:val="18"/>
+                <w:szCs w:val="18"/>
+              </w:rPr>
+            </w:pPr>
+            <w:r>
+              <w:rPr>
+                <w:rFonts w:asciiTheme="majorHAnsi" w:hAnsiTheme="majorHAnsi" w:cstheme="majorHAnsi"/>
+                <w:sz w:val="18"/>
+                <w:szCs w:val="18"/>
               </w:rPr>
               <w:t xml:space="preserve"> </w:t>
             </w:r>
             <w:proofErr w:type="spellStart"/>
-            <w:r>
-              <w:rPr>
-                <w:rFonts w:asciiTheme="majorHAnsi" w:hAnsiTheme="majorHAnsi" w:cstheme="majorHAnsi"/>
-                <w:sz w:val="20"/>
-                <w:szCs w:val="20"/>
+            <w:proofErr w:type="gramStart"/>
+            <w:r>
+              <w:rPr>
+                <w:rFonts w:asciiTheme="majorHAnsi" w:hAnsiTheme="majorHAnsi" w:cstheme="majorHAnsi"/>
+                <w:sz w:val="18"/>
+                <w:szCs w:val="18"/>
               </w:rPr>
               <w:t>Dickinson,</w:t>
             </w:r>
@@ -8047,19 +7972,20 @@
                 <w:rFonts w:asciiTheme="majorHAnsi" w:hAnsiTheme="majorHAnsi" w:cstheme="majorHAnsi"/>
                 <w:i/>
                 <w:iCs/>
-                <w:sz w:val="20"/>
-                <w:szCs w:val="20"/>
+                <w:sz w:val="18"/>
+                <w:szCs w:val="18"/>
               </w:rPr>
               <w:t>Thorugh</w:t>
             </w:r>
             <w:proofErr w:type="spellEnd"/>
+            <w:proofErr w:type="gramEnd"/>
             <w:r>
               <w:rPr>
                 <w:rFonts w:asciiTheme="majorHAnsi" w:hAnsiTheme="majorHAnsi" w:cstheme="majorHAnsi"/>
                 <w:i/>
                 <w:iCs/>
-                <w:sz w:val="20"/>
-                <w:szCs w:val="20"/>
+                <w:sz w:val="18"/>
+                <w:szCs w:val="18"/>
               </w:rPr>
               <w:t xml:space="preserve"> Spain</w:t>
             </w:r>
@@ -8083,16 +8009,16 @@
               <w:jc w:val="both"/>
               <w:rPr>
                 <w:rFonts w:asciiTheme="majorHAnsi" w:hAnsiTheme="majorHAnsi" w:cstheme="majorHAnsi"/>
-                <w:sz w:val="20"/>
-                <w:szCs w:val="20"/>
+                <w:sz w:val="18"/>
+                <w:szCs w:val="18"/>
               </w:rPr>
             </w:pPr>
             <w:r>
               <w:rPr>
                 <w:rFonts w:asciiTheme="majorHAnsi" w:hAnsiTheme="majorHAnsi" w:cstheme="majorHAnsi"/>
                 <w:color w:val="000000"/>
-                <w:sz w:val="20"/>
-                <w:szCs w:val="20"/>
+                <w:sz w:val="18"/>
+                <w:szCs w:val="18"/>
               </w:rPr>
               <w:t>1374</w:t>
             </w:r>
@@ -8115,16 +8041,16 @@
               <w:jc w:val="both"/>
               <w:rPr>
                 <w:rFonts w:asciiTheme="majorHAnsi" w:hAnsiTheme="majorHAnsi" w:cstheme="majorHAnsi"/>
-                <w:sz w:val="20"/>
-                <w:szCs w:val="20"/>
+                <w:sz w:val="18"/>
+                <w:szCs w:val="18"/>
               </w:rPr>
             </w:pPr>
             <w:r>
               <w:rPr>
                 <w:rFonts w:asciiTheme="majorHAnsi" w:hAnsiTheme="majorHAnsi" w:cstheme="majorHAnsi"/>
                 <w:color w:val="000000"/>
-                <w:sz w:val="20"/>
-                <w:szCs w:val="20"/>
+                <w:sz w:val="18"/>
+                <w:szCs w:val="18"/>
               </w:rPr>
               <w:t>1110</w:t>
             </w:r>
@@ -8148,15 +8074,15 @@
               <w:jc w:val="both"/>
               <w:rPr>
                 <w:rFonts w:asciiTheme="majorHAnsi" w:hAnsiTheme="majorHAnsi" w:cstheme="majorHAnsi"/>
-                <w:sz w:val="20"/>
-                <w:szCs w:val="20"/>
-              </w:rPr>
-            </w:pPr>
-            <w:r>
-              <w:rPr>
-                <w:rFonts w:asciiTheme="majorHAnsi" w:hAnsiTheme="majorHAnsi" w:cstheme="majorHAnsi"/>
-                <w:sz w:val="20"/>
-                <w:szCs w:val="20"/>
+                <w:sz w:val="18"/>
+                <w:szCs w:val="18"/>
+              </w:rPr>
+            </w:pPr>
+            <w:r>
+              <w:rPr>
+                <w:rFonts w:asciiTheme="majorHAnsi" w:hAnsiTheme="majorHAnsi" w:cstheme="majorHAnsi"/>
+                <w:sz w:val="18"/>
+                <w:szCs w:val="18"/>
               </w:rPr>
               <w:t>264</w:t>
             </w:r>
@@ -8180,16 +8106,16 @@
               <w:jc w:val="both"/>
               <w:rPr>
                 <w:rFonts w:asciiTheme="majorHAnsi" w:hAnsiTheme="majorHAnsi" w:cstheme="majorHAnsi"/>
-                <w:sz w:val="20"/>
-                <w:szCs w:val="20"/>
+                <w:sz w:val="18"/>
+                <w:szCs w:val="18"/>
               </w:rPr>
             </w:pPr>
             <w:r>
               <w:rPr>
                 <w:rFonts w:asciiTheme="majorHAnsi" w:hAnsiTheme="majorHAnsi" w:cstheme="majorHAnsi"/>
                 <w:color w:val="000000"/>
-                <w:sz w:val="20"/>
-                <w:szCs w:val="20"/>
+                <w:sz w:val="18"/>
+                <w:szCs w:val="18"/>
               </w:rPr>
               <w:t>987</w:t>
             </w:r>
@@ -8212,16 +8138,16 @@
               <w:jc w:val="both"/>
               <w:rPr>
                 <w:rFonts w:asciiTheme="majorHAnsi" w:hAnsiTheme="majorHAnsi" w:cstheme="majorHAnsi"/>
-                <w:sz w:val="20"/>
-                <w:szCs w:val="20"/>
+                <w:sz w:val="18"/>
+                <w:szCs w:val="18"/>
               </w:rPr>
             </w:pPr>
             <w:r>
               <w:rPr>
                 <w:rFonts w:asciiTheme="majorHAnsi" w:hAnsiTheme="majorHAnsi" w:cstheme="majorHAnsi"/>
                 <w:color w:val="000000"/>
-                <w:sz w:val="20"/>
-                <w:szCs w:val="20"/>
+                <w:sz w:val="18"/>
+                <w:szCs w:val="18"/>
               </w:rPr>
               <w:t>594</w:t>
             </w:r>
@@ -8244,16 +8170,16 @@
               <w:jc w:val="both"/>
               <w:rPr>
                 <w:rFonts w:asciiTheme="majorHAnsi" w:hAnsiTheme="majorHAnsi" w:cstheme="majorHAnsi"/>
-                <w:sz w:val="20"/>
-                <w:szCs w:val="20"/>
+                <w:sz w:val="18"/>
+                <w:szCs w:val="18"/>
               </w:rPr>
             </w:pPr>
             <w:r>
               <w:rPr>
                 <w:rFonts w:asciiTheme="majorHAnsi" w:hAnsiTheme="majorHAnsi" w:cstheme="majorHAnsi"/>
                 <w:color w:val="000000"/>
-                <w:sz w:val="20"/>
-                <w:szCs w:val="20"/>
+                <w:sz w:val="18"/>
+                <w:szCs w:val="18"/>
               </w:rPr>
               <w:t>393</w:t>
             </w:r>
